--- a/applications/SHIELD/Documentation/Supplement/shield_supplement.docx
+++ b/applications/SHIELD/Documentation/Supplement/shield_supplement.docx
@@ -1,6 +1,6 @@
 
 <file path=word/document.xml><?xml version="1.0" encoding="utf-8"?>
-<w:document xmlns:wpc="http://schemas.microsoft.com/office/word/2010/wordprocessingCanvas" xmlns:cx="http://schemas.microsoft.com/office/drawing/2014/chartex" xmlns:cx1="http://schemas.microsoft.com/office/drawing/2015/9/8/chartex" xmlns:cx2="http://schemas.microsoft.com/office/drawing/2015/10/21/chartex" xmlns:cx3="http://schemas.microsoft.com/office/drawing/2016/5/9/chartex" xmlns:cx4="http://schemas.microsoft.com/office/drawing/2016/5/10/chartex" xmlns:cx5="http://schemas.microsoft.com/office/drawing/2016/5/11/chartex" xmlns:cx6="http://schemas.microsoft.com/office/drawing/2016/5/12/chartex" xmlns:cx7="http://schemas.microsoft.com/office/drawing/2016/5/13/chartex" xmlns:cx8="http://schemas.microsoft.com/office/drawing/2016/5/14/chartex" xmlns:mc="http://schemas.openxmlformats.org/markup-compatibility/2006" xmlns:aink="http://schemas.microsoft.com/office/drawing/2016/ink" xmlns:am3d="http://schemas.microsoft.com/office/drawing/2017/model3d" xmlns:o="urn:schemas-microsoft-com:office:office" xmlns:oel="http://schemas.microsoft.com/office/2019/extlst" xmlns:r="http://schemas.openxmlformats.org/officeDocument/2006/relationships" xmlns:m="http://schemas.openxmlformats.org/officeDocument/2006/math" xmlns:v="urn:schemas-microsoft-com:vml" xmlns:wp14="http://schemas.microsoft.com/office/word/2010/wordprocessingDrawing" xmlns:wp="http://schemas.openxmlformats.org/drawingml/2006/wordprocessingDrawing" xmlns:w10="urn:schemas-microsoft-com:office:word" xmlns:w="http://schemas.openxmlformats.org/wordprocessingml/2006/main" xmlns:w14="http://schemas.microsoft.com/office/word/2010/wordml" xmlns:w15="http://schemas.microsoft.com/office/word/2012/wordml" xmlns:w16cei="http://schemas.microsoft.com/office/word/2026/wordml/cei" xmlns:w16cex="http://schemas.microsoft.com/office/word/2018/wordml/cex" xmlns:w16cid="http://schemas.microsoft.com/office/word/2016/wordml/cid" xmlns:w16="http://schemas.microsoft.com/office/word/2018/wordml" xmlns:w16du="http://schemas.microsoft.com/office/word/2023/wordml/word16du" xmlns:w16sdtdh="http://schemas.microsoft.com/office/word/2020/wordml/sdtdatahash" xmlns:w16sdtfl="http://schemas.microsoft.com/office/word/2024/wordml/sdtformatlock" xmlns:w16se="http://schemas.microsoft.com/office/word/2015/wordml/symex" xmlns:wpg="http://schemas.microsoft.com/office/word/2010/wordprocessingGroup" xmlns:wpi="http://schemas.microsoft.com/office/word/2010/wordprocessingInk" xmlns:wne="http://schemas.microsoft.com/office/word/2006/wordml" xmlns:wps="http://schemas.microsoft.com/office/word/2010/wordprocessingShape" mc:Ignorable="w14 w15 w16se w16cid w16 w16cex w16sdtdh w16sdtfl w16du wp14">
+<w:document xmlns:wpc="http://schemas.microsoft.com/office/word/2010/wordprocessingCanvas" xmlns:cx="http://schemas.microsoft.com/office/drawing/2014/chartex" xmlns:cx1="http://schemas.microsoft.com/office/drawing/2015/9/8/chartex" xmlns:cx2="http://schemas.microsoft.com/office/drawing/2015/10/21/chartex" xmlns:cx3="http://schemas.microsoft.com/office/drawing/2016/5/9/chartex" xmlns:cx4="http://schemas.microsoft.com/office/drawing/2016/5/10/chartex" xmlns:cx5="http://schemas.microsoft.com/office/drawing/2016/5/11/chartex" xmlns:cx6="http://schemas.microsoft.com/office/drawing/2016/5/12/chartex" xmlns:cx7="http://schemas.microsoft.com/office/drawing/2016/5/13/chartex" xmlns:cx8="http://schemas.microsoft.com/office/drawing/2016/5/14/chartex" xmlns:mc="http://schemas.openxmlformats.org/markup-compatibility/2006" xmlns:m="http://schemas.openxmlformats.org/officeDocument/2006/math" xmlns:aink="http://schemas.microsoft.com/office/drawing/2016/ink" xmlns:am3d="http://schemas.microsoft.com/office/drawing/2017/model3d" xmlns:oel="http://schemas.microsoft.com/office/2019/extlst" xmlns:r="http://schemas.openxmlformats.org/officeDocument/2006/relationships" xmlns:wp14="http://schemas.microsoft.com/office/word/2010/wordprocessingDrawing" xmlns:wp="http://schemas.openxmlformats.org/drawingml/2006/wordprocessingDrawing" xmlns:wpg="http://schemas.microsoft.com/office/word/2010/wordprocessingGroup" xmlns:wpi="http://schemas.microsoft.com/office/word/2010/wordprocessingInk" xmlns:wps="http://schemas.microsoft.com/office/word/2010/wordprocessingShape" xmlns:o="urn:schemas-microsoft-com:office:office" xmlns:v="urn:schemas-microsoft-com:vml" xmlns:w10="urn:schemas-microsoft-com:office:word" xmlns:w="http://schemas.openxmlformats.org/wordprocessingml/2006/main" xmlns:w14="http://schemas.microsoft.com/office/word/2010/wordml" xmlns:w15="http://schemas.microsoft.com/office/word/2012/wordml" xmlns:w16cex="http://schemas.microsoft.com/office/word/2018/wordml/cex" xmlns:w16cid="http://schemas.microsoft.com/office/word/2016/wordml/cid" xmlns:w16="http://schemas.microsoft.com/office/word/2018/wordml" xmlns:w16sdtdh="http://schemas.microsoft.com/office/word/2020/wordml/sdtdatahash" xmlns:w16sdtfl="http://schemas.microsoft.com/office/word/2024/wordml/sdtformatlock" xmlns:w16se="http://schemas.microsoft.com/office/word/2015/wordml/symex" xmlns:w16du="http://schemas.microsoft.com/office/word/2023/wordml/word16du" xmlns:wne="http://schemas.microsoft.com/office/word/2006/wordml" mc:Ignorable="w14 w15 w16se w16cid w16 w16cex w16sdtdh w16sdtfl w16du wp14">
   <w:body>
     <w:p>
       <w:pPr>
@@ -131,6 +131,7 @@
     <w:p>
       <w:pPr>
         <w:keepNext/>
+        <w:jc w:val="center"/>
       </w:pPr>
       <w:r>
         <w:rPr>
@@ -138,10 +139,10 @@
           <w14:ligatures w14:val="standardContextual"/>
         </w:rPr>
         <w:drawing>
-          <wp:inline distT="0" distB="0" distL="0" distR="0" wp14:anchorId="5BD1B332" wp14:editId="3B2CFD81">
-            <wp:extent cx="6858000" cy="4773295"/>
-            <wp:effectExtent l="0" t="0" r="0" b="1905"/>
-            <wp:docPr id="2046185533" name="Picture 1"/>
+          <wp:inline distT="0" distB="0" distL="0" distR="0" wp14:anchorId="2FFA72F6" wp14:editId="4EC6095E">
+            <wp:extent cx="3858270" cy="3625702"/>
+            <wp:effectExtent l="0" t="0" r="2540" b="0"/>
+            <wp:docPr id="1620758701" name="Picture 1"/>
             <wp:cNvGraphicFramePr>
               <a:graphicFrameLocks xmlns:a="http://schemas.openxmlformats.org/drawingml/2006/main" noChangeAspect="1"/>
             </wp:cNvGraphicFramePr>
@@ -149,7 +150,7 @@
               <a:graphicData uri="http://schemas.openxmlformats.org/drawingml/2006/picture">
                 <pic:pic xmlns:pic="http://schemas.openxmlformats.org/drawingml/2006/picture">
                   <pic:nvPicPr>
-                    <pic:cNvPr id="2046185533" name=""/>
+                    <pic:cNvPr id="1620758701" name=""/>
                     <pic:cNvPicPr/>
                   </pic:nvPicPr>
                   <pic:blipFill>
@@ -161,7 +162,7 @@
                   <pic:spPr>
                     <a:xfrm>
                       <a:off x="0" y="0"/>
-                      <a:ext cx="6858000" cy="4773295"/>
+                      <a:ext cx="3869087" cy="3635867"/>
                     </a:xfrm>
                     <a:prstGeom prst="rect">
                       <a:avLst/>
@@ -179,32 +180,65 @@
         <w:pStyle w:val="Caption"/>
       </w:pPr>
       <w:r>
-        <w:t xml:space="preserve">Figure </w:t>
-      </w:r>
-      <w:fldSimple w:instr=" SEQ Figure \* ARABIC ">
-        <w:r>
-          <w:rPr>
-            <w:noProof/>
-          </w:rPr>
-          <w:t>1</w:t>
-        </w:r>
-      </w:fldSimple>
-      <w:r>
-        <w:t xml:space="preserve">: </w:t>
-      </w:r>
-      <w:r>
         <w:rPr>
           <w:b/>
           <w:bCs/>
         </w:rPr>
-        <w:t>SHIELD model schematic design. </w:t>
-      </w:r>
-      <w:r>
-        <w:t xml:space="preserve">Boxes represent model compartments corresponding to groups of individuals in similar health states, while arrows represent transition rates between health states. Panel A represents the simulated natural history of syphilis. Individuals enter the model uninfected and susceptible to syphilis infection and may acquire infection through sexual transmission. Following infection, individuals progress through early stages of syphilis, including primary, secondary, and early latent infection. These stages are considered infectious and can contribute to sexual transmission. After the first year of infection, individuals enter the late latent stage. If untreated, late latent infection can persist for years, and some individuals may develop tertiary disease. Central nervous system involvement, including neurosyphilis, can occur at any stage of infection. Panel B represents the cascade of syphilis care. Individuals with undiagnosed symptomatic infection may seek care and undergo symptom-driven testing. The model also includes STI screening in the broader population and syphilis screening during pregnancy for women of reproductive age, consistent with clinical </w:t>
-      </w:r>
-      <w:r>
-        <w:lastRenderedPageBreak/>
-        <w:t>screening practices. Following diagnosis, individuals may receive treatment immediately or experience a delay in treatment, with ongoing opportunities to receive treatment in the future. Individuals who are successfully treated can subsequently become reinfected with syphilis.</w:t>
+        <w:t xml:space="preserve">Figure </w:t>
+      </w:r>
+      <w:r>
+        <w:rPr>
+          <w:b/>
+          <w:bCs/>
+        </w:rPr>
+        <w:fldChar w:fldCharType="begin"/>
+      </w:r>
+      <w:r>
+        <w:rPr>
+          <w:b/>
+          <w:bCs/>
+        </w:rPr>
+        <w:instrText xml:space="preserve"> SEQ Figure \* ARABIC </w:instrText>
+      </w:r>
+      <w:r>
+        <w:rPr>
+          <w:b/>
+          <w:bCs/>
+        </w:rPr>
+        <w:fldChar w:fldCharType="separate"/>
+      </w:r>
+      <w:r>
+        <w:rPr>
+          <w:b/>
+          <w:bCs/>
+          <w:noProof/>
+        </w:rPr>
+        <w:t>1</w:t>
+      </w:r>
+      <w:r>
+        <w:rPr>
+          <w:b/>
+          <w:bCs/>
+          <w:noProof/>
+        </w:rPr>
+        <w:fldChar w:fldCharType="end"/>
+      </w:r>
+      <w:r>
+        <w:rPr>
+          <w:b/>
+          <w:bCs/>
+        </w:rPr>
+        <w:t>: SHIELD</w:t>
+      </w:r>
+      <w:r>
+        <w:rPr>
+          <w:b/>
+          <w:bCs/>
+        </w:rPr>
+        <w:t xml:space="preserve"> model schematic design. </w:t>
+      </w:r>
+      <w:r>
+        <w:t>Boxes represent model compartments corresponding to groups of individuals in similar health states, while arrows represent transition rates between health states. Panel A represents the simulated natural history of syphilis. Individuals enter the model uninfected and susceptible to syphilis infection and may acquire infection through sexual transmission. Following infection, individuals progress through early stages of syphilis, including primary, secondary, and early latent infection. These stages are considered infectious and can contribute to sexual transmission. After the first year of infection, individuals enter the late latent stage. If untreated, late latent infection can persist for years, and some individuals may develop tertiary disease. Central nervous system involvement, including neurosyphilis, can occur at any stage of infection. Panel B represents the cascade of syphilis care. Individuals with undiagnosed symptomatic infection may seek care and undergo symptom-driven testing. The model also includes STI screening in the broader population and syphilis screening during pregnancy for women of reproductive age, consistent with clinical screening practices. Following diagnosis, individuals may receive treatment immediately or experience a delay in treatment, with ongoing opportunities to receive treatment in the future. Individuals who are successfully treated can subsequently become reinfected with syphilis.</w:t>
       </w:r>
     </w:p>
     <w:p>
@@ -231,7 +265,15 @@
           <w:rFonts w:cstheme="minorBidi"/>
           <w:szCs w:val="20"/>
         </w:rPr>
-        <w:t>Syphilis is a multistage disease with diverse and wide-ranging clinical manifestations that vary depending on the stage of infection, which often includes overlapping phases. In our compartmental model, we represent the natural history of syphilis through </w:t>
+        <w:t xml:space="preserve">Syphilis is a multistage disease with diverse and wide-ranging clinical manifestations that vary depending on the stage of infection, which often includes overlapping phases. In our compartmental model, we represent the </w:t>
+      </w:r>
+      <w:r>
+        <w:rPr>
+          <w:rFonts w:cstheme="minorBidi"/>
+          <w:szCs w:val="20"/>
+        </w:rPr>
+        <w:lastRenderedPageBreak/>
+        <w:t>natural history of syphilis through </w:t>
       </w:r>
       <w:r>
         <w:rPr>
@@ -1024,7 +1066,6 @@
         <w:pStyle w:val="Heading4"/>
       </w:pPr>
       <w:r>
-        <w:lastRenderedPageBreak/>
         <w:t>Rate of developing neurosyphilis from early stages</w:t>
       </w:r>
     </w:p>
@@ -1073,6 +1114,7 @@
           <w:bCs/>
           <w:shd w:val="clear" w:color="auto" w:fill="FFFFFF"/>
         </w:rPr>
+        <w:lastRenderedPageBreak/>
         <w:t>US surveillance data (De Voux et al., 2018):</w:t>
       </w:r>
       <w:r>
@@ -1621,25 +1663,28 @@
         <w:pStyle w:val="Heading3"/>
       </w:pPr>
       <w:r>
+        <w:t xml:space="preserve">Tertiary syphilis </w:t>
+      </w:r>
+    </w:p>
+    <w:p>
+      <w:r>
+        <w:t>Without treatment, individuals in late latent syphilis may remain in this stage indefinitely or progress to symptomatic late disease</w:t>
+      </w:r>
+      <w:r>
+        <w:t>–</w:t>
+      </w:r>
+      <w:r>
+        <w:t xml:space="preserve">either neurosyphilis (described above) or tertiary syphilis. </w:t>
+      </w:r>
+      <w:r>
+        <w:t>Tertiary syphilis refers to</w:t>
+      </w:r>
+      <w:r>
+        <w:t xml:space="preserve"> late symptomatic disease involving the cardiovascular or gummatous systems, typically emerging years to decades after initial infection. Cardiovascular syphilis most commonly manifests as aortitis, leading to aortic aneurysm, aortic regurgitation, or coronary ostial stenosis. Gummatous syphilis is characterized by granulomatous nodular lesions affecting skin, bone, or viscera; although uncommon in the modern era, these lesions can be locally destructive. Historically, gummatous disease was termed "late benign syphilis" due to its relatively favorable prognosis compared to cardiovascular or neurologic involvement, though this terminology </w:t>
+      </w:r>
+      <w:r>
         <w:lastRenderedPageBreak/>
-        <w:t xml:space="preserve">Tertiary syphilis </w:t>
-      </w:r>
-    </w:p>
-    <w:p>
-      <w:r>
-        <w:t>Without treatment, individuals in late latent syphilis may remain in this stage indefinitely or progress to symptomatic late disease</w:t>
-      </w:r>
-      <w:r>
-        <w:t>–</w:t>
-      </w:r>
-      <w:r>
-        <w:t xml:space="preserve">either neurosyphilis (described above) or tertiary syphilis. </w:t>
-      </w:r>
-      <w:r>
-        <w:t>Tertiary syphilis refers to</w:t>
-      </w:r>
-      <w:r>
-        <w:t xml:space="preserve"> late symptomatic disease involving the cardiovascular or gummatous systems, typically emerging years to decades after initial infection. Cardiovascular syphilis most commonly manifests as aortitis, leading to aortic aneurysm, aortic regurgitation, or coronary ostial stenosis. Gummatous syphilis is characterized by granulomatous nodular lesions affecting skin, bone, or viscera; although uncommon in the modern era, these lesions can be locally destructive. Historically, gummatous disease was termed "late benign syphilis" due to its relatively favorable prognosis compared to cardiovascular or neurologic involvement, though this terminology understates its potential morbidity.</w:t>
+        <w:t>understates its potential morbidity.</w:t>
       </w:r>
       <w:r>
         <w:t xml:space="preserve"> Similar to neurosyphilis, our model assumes that tertiary syphilis </w:t>
@@ -1985,15 +2030,7 @@
           <w:rFonts w:cs="Calibri"/>
           <w:szCs w:val="20"/>
         </w:rPr>
-        <w:t xml:space="preserve"> who do not relapse, we assigned a residual relative infectiousness of 25%, reflecting the potential for transmission in the absence of overt lesions, consistent with evidence of detectable T. pallidum in oral and mucosal specimens </w:t>
-      </w:r>
-      <w:r>
-        <w:rPr>
-          <w:rFonts w:cs="Calibri"/>
-          <w:szCs w:val="20"/>
-        </w:rPr>
-        <w:lastRenderedPageBreak/>
-        <w:t xml:space="preserve">during early latent infection. The effective population-weighted infectiousness of the early latent compartment relative to primary and secondary syphilis is therefore (0.25 × 1.0) + (0.75 × 0.25) = 0.4375, or approximately 43%. This estimate aligns with the 50% relative infectiousness assumed by </w:t>
+        <w:t xml:space="preserve"> who do not relapse, we assigned a residual relative infectiousness of 25%, reflecting the potential for transmission in the absence of overt lesions, consistent with evidence of detectable T. pallidum in oral and mucosal specimens during early latent infection. The effective population-weighted infectiousness of the early latent compartment relative to primary and secondary syphilis is therefore (0.25 × 1.0) + (0.75 × 0.25) = 0.4375, or approximately 43%. This estimate aligns with the 50% relative infectiousness assumed by </w:t>
       </w:r>
       <w:r>
         <w:rPr>
@@ -2105,7 +2142,11 @@
         <w:t xml:space="preserve">predates major </w:t>
       </w:r>
       <w:r>
-        <w:t xml:space="preserve">changes in sexual behavior, sexual networks, and sexually transmitted infection epidemiology associated with the HIV/AIDS epidemic in the </w:t>
+        <w:t xml:space="preserve">changes in sexual behavior, sexual networks, and sexually transmitted infection epidemiology associated with the </w:t>
+      </w:r>
+      <w:r>
+        <w:lastRenderedPageBreak/>
+        <w:t xml:space="preserve">HIV/AIDS epidemic in the </w:t>
       </w:r>
       <w:r>
         <w:t>US</w:t>
@@ -2337,7 +2378,6 @@
           <w:rFonts w:cstheme="minorBidi"/>
           <w:szCs w:val="20"/>
         </w:rPr>
-        <w:lastRenderedPageBreak/>
         <w:t xml:space="preserve">Data on the true proportion of symptomatic cases and care-seeking among those symptomatic are limited. We therefore </w:t>
       </w:r>
       <w:r>
@@ -2590,7 +2630,15 @@
           <w:szCs w:val="20"/>
         </w:rPr>
         <w:noBreakHyphen/>
-        <w:t>monthly STI screening and access to a walk</w:t>
+        <w:t xml:space="preserve">monthly STI </w:t>
+      </w:r>
+      <w:r>
+        <w:rPr>
+          <w:rFonts w:cstheme="minorBidi"/>
+          <w:szCs w:val="20"/>
+        </w:rPr>
+        <w:lastRenderedPageBreak/>
+        <w:t>screening and access to a walk</w:t>
       </w:r>
       <w:r>
         <w:rPr>
@@ -2972,41 +3020,38 @@
         <w:fldChar w:fldCharType="end"/>
       </w:r>
       <w:r>
-        <w:t xml:space="preserve">, and this ratio was allowed to change over time (see </w:t>
-      </w:r>
+        <w:t>, and this ratio was allowed to change over time (see below). The estimated intercept and slope from the logistic regression, scaled by this ratio, were used to initialize the prior for the syphilis screening rate spline</w:t>
+      </w:r>
+      <w:r>
+        <w:t xml:space="preserve">s </w:t>
+      </w:r>
+      <w:r>
+        <w:t>by subgroup</w:t>
+      </w:r>
+      <w:r>
+        <w:t xml:space="preserve"> (below)</w:t>
+      </w:r>
+      <w:r>
+        <w:t>.</w:t>
+      </w:r>
+    </w:p>
+    <w:p>
+      <w:r>
+        <w:t>Separately, the observed MSA-level, subgroup-specific proportions reporting an HIV test in the past year from BRFSS were used as direct calibration targets</w:t>
+      </w:r>
+      <w:r>
+        <w:t xml:space="preserve"> (Table X)</w:t>
+      </w:r>
+      <w:r>
+        <w:t>. For each calibration iteration, the model computed the expected proportion receiving an HIV test from the modeled syphilis screening rate and the estimated syphilis-to-HIV-testing ratio, and compared this quantity to the corresponding BRFSS estimate.</w:t>
+      </w:r>
+    </w:p>
+    <w:p>
+      <w:pPr>
+        <w:pStyle w:val="Heading4"/>
+      </w:pPr>
       <w:r>
         <w:lastRenderedPageBreak/>
-        <w:t>below). The estimated intercept and slope from the logistic regression, scaled by this ratio, were used to initialize the prior for the syphilis screening rate spline</w:t>
-      </w:r>
-      <w:r>
-        <w:t xml:space="preserve">s </w:t>
-      </w:r>
-      <w:r>
-        <w:t>by subgroup</w:t>
-      </w:r>
-      <w:r>
-        <w:t xml:space="preserve"> (below)</w:t>
-      </w:r>
-      <w:r>
-        <w:t>.</w:t>
-      </w:r>
-    </w:p>
-    <w:p>
-      <w:r>
-        <w:t>Separately, the observed MSA-level, subgroup-specific proportions reporting an HIV test in the past year from BRFSS were used as direct calibration targets</w:t>
-      </w:r>
-      <w:r>
-        <w:t xml:space="preserve"> (Table X)</w:t>
-      </w:r>
-      <w:r>
-        <w:t>. For each calibration iteration, the model computed the expected proportion receiving an HIV test from the modeled syphilis screening rate and the estimated syphilis-to-HIV-testing ratio, and compared this quantity to the corresponding BRFSS estimate.</w:t>
-      </w:r>
-    </w:p>
-    <w:p>
-      <w:pPr>
-        <w:pStyle w:val="Heading4"/>
-      </w:pPr>
-      <w:r>
         <w:t xml:space="preserve">Step1- </w:t>
       </w:r>
       <w:r>
@@ -3221,7 +3266,6 @@
         <w:pStyle w:val="Heading3"/>
       </w:pPr>
       <w:r>
-        <w:lastRenderedPageBreak/>
         <w:t>Diagnostic Misclassification of Syphilis Stage</w:t>
       </w:r>
     </w:p>
@@ -3253,6 +3297,7 @@
         </w:numPr>
       </w:pPr>
       <w:r>
+        <w:lastRenderedPageBreak/>
         <w:t xml:space="preserve">First, all primary and secondary cases who are asymptomatic at the time of diagnosis and identified through routine syphilis screening </w:t>
       </w:r>
       <w:r>
@@ -3666,7 +3711,6 @@
         <w:pStyle w:val="Heading1"/>
       </w:pPr>
       <w:r>
-        <w:lastRenderedPageBreak/>
         <w:t>Population demographics</w:t>
       </w:r>
     </w:p>
@@ -3729,7 +3773,15 @@
           <w:i/>
           <w:iCs/>
         </w:rPr>
-        <w:t>The model captures demographic transitions related to births and deaths, which are key factors in shaping the population's size and structure over time. Births are modeled based on fertility rates, while deaths occur due to a combination of natural causes and disease progression. Deaths in the infected population, particularly those in the late latent and terminal stages of syphilis, are critical for modeling disease outcomes. These transitions ensure that the model reflects the reality of population turnover, with individuals entering and exiting the population through both natural processes and disease-related mortality.</w:t>
+        <w:t xml:space="preserve">The model captures demographic transitions related to births and deaths, which are key factors in shaping the population's size and structure over time. Births are modeled based on </w:t>
+      </w:r>
+      <w:r>
+        <w:rPr>
+          <w:i/>
+          <w:iCs/>
+        </w:rPr>
+        <w:lastRenderedPageBreak/>
+        <w:t>fertility rates, while deaths occur due to a combination of natural causes and disease progression. Deaths in the infected population, particularly those in the late latent and terminal stages of syphilis, are critical for modeling disease outcomes. These transitions ensure that the model reflects the reality of population turnover, with individuals entering and exiting the population through both natural processes and disease-related mortality.</w:t>
       </w:r>
     </w:p>
     <w:p>
@@ -3942,11 +3994,7 @@
         <w:t>₂₀₁₀</w:t>
       </w:r>
       <w:r>
-        <w:t xml:space="preserve">), where δ is the after modifier). This dampens the projected trend </w:t>
-      </w:r>
-      <w:r>
-        <w:lastRenderedPageBreak/>
-        <w:t>to reflect uncertainty in future fertility trajectories. The after modifier was shared across all subgroups and sampled during calibration.</w:t>
+        <w:t>), where δ is the after modifier). This dampens the projected trend to reflect uncertainty in future fertility trajectories. The after modifier was shared across all subgroups and sampled during calibration.</w:t>
       </w:r>
     </w:p>
     <w:p>
@@ -4001,6 +4049,7 @@
         <w:pStyle w:val="Heading2"/>
       </w:pPr>
       <w:r>
+        <w:lastRenderedPageBreak/>
         <w:t>Simulating New Births</w:t>
       </w:r>
     </w:p>
@@ -4448,6 +4497,100 @@
           </w:p>
           <w:p>
             <w:r>
+              <w:t>2019 to 2021 (one-way and two-way)</w:t>
+            </w:r>
+          </w:p>
+        </w:tc>
+        <w:tc>
+          <w:tcPr>
+            <w:tcW w:w="2841" w:type="dxa"/>
+          </w:tcPr>
+          <w:p>
+            <w:r>
+              <w:t>Total and one-way (stage 2) by age, race, and sex</w:t>
+            </w:r>
+          </w:p>
+          <w:p>
+            <w:r>
+              <w:t>Total, one-way, and two-way by age, race, and sex (stages 3 and 4)</w:t>
+            </w:r>
+          </w:p>
+        </w:tc>
+        <w:tc>
+          <w:tcPr>
+            <w:tcW w:w="2772" w:type="dxa"/>
+          </w:tcPr>
+          <w:p>
+            <w:r>
+              <w:t>CDC (cdc.aggregated.county?), CDC STI Surveillance Reports, local health department data</w:t>
+            </w:r>
+          </w:p>
+        </w:tc>
+      </w:tr>
+      <w:tr>
+        <w:tc>
+          <w:tcPr>
+            <w:tcW w:w="2768" w:type="dxa"/>
+          </w:tcPr>
+          <w:p>
+            <w:r>
+              <w:t>Historical total syphilis diagnosis count</w:t>
+            </w:r>
+          </w:p>
+        </w:tc>
+        <w:tc>
+          <w:tcPr>
+            <w:tcW w:w="2409" w:type="dxa"/>
+          </w:tcPr>
+          <w:p>
+            <w:r>
+              <w:t>1970 to 1989</w:t>
+            </w:r>
+          </w:p>
+        </w:tc>
+        <w:tc>
+          <w:tcPr>
+            <w:tcW w:w="2841" w:type="dxa"/>
+          </w:tcPr>
+          <w:p>
+            <w:r>
+              <w:t>Total (stages 2, 3, and 4)</w:t>
+            </w:r>
+          </w:p>
+        </w:tc>
+        <w:tc>
+          <w:tcPr>
+            <w:tcW w:w="2772" w:type="dxa"/>
+          </w:tcPr>
+          <w:p>
+            <w:r>
+              <w:t>CDC?</w:t>
+            </w:r>
+          </w:p>
+        </w:tc>
+      </w:tr>
+      <w:tr>
+        <w:tc>
+          <w:tcPr>
+            <w:tcW w:w="2768" w:type="dxa"/>
+          </w:tcPr>
+          <w:p>
+            <w:r>
+              <w:t>Primary &amp; Secondary syphilis diagnosis count</w:t>
+            </w:r>
+          </w:p>
+        </w:tc>
+        <w:tc>
+          <w:tcPr>
+            <w:tcW w:w="2409" w:type="dxa"/>
+          </w:tcPr>
+          <w:p>
+            <w:r>
+              <w:t>1993 to 2021 (total)</w:t>
+            </w:r>
+          </w:p>
+          <w:p>
+            <w:r>
               <w:lastRenderedPageBreak/>
               <w:t>2019 to 2021 (one-way and two-way)</w:t>
             </w:r>
@@ -4460,12 +4603,17 @@
           <w:p>
             <w:r>
               <w:lastRenderedPageBreak/>
+              <w:t>Total (stage 1)</w:t>
+            </w:r>
+          </w:p>
+          <w:p>
+            <w:r>
+              <w:lastRenderedPageBreak/>
               <w:t>Total and one-way (stage 2) by age, race, and sex</w:t>
             </w:r>
           </w:p>
           <w:p>
             <w:r>
-              <w:lastRenderedPageBreak/>
               <w:t>Total, one-way, and two-way by age, race, and sex (stages 3 and 4)</w:t>
             </w:r>
           </w:p>
@@ -4482,106 +4630,6 @@
             <w:r>
               <w:lastRenderedPageBreak/>
               <w:t>CDC STI Surveillance Reports, local health department data</w:t>
-            </w:r>
-          </w:p>
-        </w:tc>
-      </w:tr>
-      <w:tr>
-        <w:tc>
-          <w:tcPr>
-            <w:tcW w:w="2768" w:type="dxa"/>
-          </w:tcPr>
-          <w:p>
-            <w:r>
-              <w:lastRenderedPageBreak/>
-              <w:t>Historical total syphilis diagnosis count</w:t>
-            </w:r>
-          </w:p>
-        </w:tc>
-        <w:tc>
-          <w:tcPr>
-            <w:tcW w:w="2409" w:type="dxa"/>
-          </w:tcPr>
-          <w:p>
-            <w:r>
-              <w:t>1970 to 1989</w:t>
-            </w:r>
-          </w:p>
-        </w:tc>
-        <w:tc>
-          <w:tcPr>
-            <w:tcW w:w="2841" w:type="dxa"/>
-          </w:tcPr>
-          <w:p>
-            <w:r>
-              <w:t>Total (stages 2, 3, and 4)</w:t>
-            </w:r>
-          </w:p>
-        </w:tc>
-        <w:tc>
-          <w:tcPr>
-            <w:tcW w:w="2772" w:type="dxa"/>
-          </w:tcPr>
-          <w:p>
-            <w:r>
-              <w:t>CDC?</w:t>
-            </w:r>
-          </w:p>
-        </w:tc>
-      </w:tr>
-      <w:tr>
-        <w:tc>
-          <w:tcPr>
-            <w:tcW w:w="2768" w:type="dxa"/>
-          </w:tcPr>
-          <w:p>
-            <w:r>
-              <w:t>Primary &amp; Secondary syphilis diagnosis count</w:t>
-            </w:r>
-          </w:p>
-        </w:tc>
-        <w:tc>
-          <w:tcPr>
-            <w:tcW w:w="2409" w:type="dxa"/>
-          </w:tcPr>
-          <w:p>
-            <w:r>
-              <w:t>1993 to 2021 (total)</w:t>
-            </w:r>
-          </w:p>
-          <w:p>
-            <w:r>
-              <w:t>2019 to 2021 (one-way and two-way)</w:t>
-            </w:r>
-          </w:p>
-        </w:tc>
-        <w:tc>
-          <w:tcPr>
-            <w:tcW w:w="2841" w:type="dxa"/>
-          </w:tcPr>
-          <w:p>
-            <w:r>
-              <w:t>Total (stage 1)</w:t>
-            </w:r>
-          </w:p>
-          <w:p>
-            <w:r>
-              <w:t>Total and one-way (stage 2) by age, race, and sex</w:t>
-            </w:r>
-          </w:p>
-          <w:p>
-            <w:r>
-              <w:t>Total, one-way, and two-way by age, race, and sex (stages 3 and 4)</w:t>
-            </w:r>
-          </w:p>
-        </w:tc>
-        <w:tc>
-          <w:tcPr>
-            <w:tcW w:w="2772" w:type="dxa"/>
-          </w:tcPr>
-          <w:p>
-            <w:r>
-              <w:t>CDC (cdc.aggregated.county?), CDC STI Surveillance Reports, local health department data</w:t>
             </w:r>
           </w:p>
         </w:tc>
@@ -4855,7 +4903,6 @@
           <w:i/>
           <w:iCs/>
         </w:rPr>
-        <w:lastRenderedPageBreak/>
         <w:t>Proportion of male primary &amp; secondary syphilis diagnoses that are among MSM</w:t>
       </w:r>
       <w:r>
@@ -4879,7 +4926,11 @@
         <w:t>Historical total syphilis diagnosis count:</w:t>
       </w:r>
       <w:r>
-        <w:t xml:space="preserve"> The model begins in 1970, but local-level data is often not available until after 1990. To avoid simulations projecting overly large or small numbers of cases in these early years, we calibrate each city’s projected total diagnoses in each year between 1970 to 1990 by constraining them to fall within a certain fraction of that city’s projected total diagnoses in 1990. 1990 was a peak of the syphilis epidemic in the United States, and national-level data is available that shows us the ratio of the number of cases in each preceding year versus that 1990 peak. Simulations for which projected values in the preceding years is too large or too small relative to that simulation’s 1990 projected value, using a window of acceptable ratios based on the national-level data, are penalized.</w:t>
+        <w:t xml:space="preserve"> The model begins in 1970, but local-level data is often not available until after 1990. To avoid simulations projecting overly large or small numbers of cases in these early years, we </w:t>
+      </w:r>
+      <w:r>
+        <w:lastRenderedPageBreak/>
+        <w:t>calibrate each city’s projected total diagnoses in each year between 1970 to 1990 by constraining them to fall within a certain fraction of that city’s projected total diagnoses in 1990. 1990 was a peak of the syphilis epidemic in the United States, and national-level data is available that shows us the ratio of the number of cases in each preceding year versus that 1990 peak. Simulations for which projected values in the preceding years is too large or too small relative to that simulation’s 1990 projected value, using a window of acceptable ratios based on the national-level data, are penalized.</w:t>
       </w:r>
     </w:p>
     <w:p>
@@ -11712,10 +11763,1228 @@
     </w:p>
     <w:p>
       <w:pPr>
+        <w:pStyle w:val="Heading1"/>
+      </w:pPr>
+      <w:r>
+        <w:lastRenderedPageBreak/>
+        <w:t xml:space="preserve">Output analysis </w:t>
+      </w:r>
+    </w:p>
+    <w:p>
+      <w:pPr>
+        <w:pStyle w:val="Heading2"/>
+      </w:pPr>
+      <w:r>
+        <w:t>Spillover and epidemic divergence measures</w:t>
+      </w:r>
+    </w:p>
+    <w:p>
+      <w:pPr>
+        <w:rPr>
+          <w:sz w:val="24"/>
+        </w:rPr>
+      </w:pPr>
+      <w:r>
+        <w:rPr>
+          <w:sz w:val="24"/>
+        </w:rPr>
+        <w:t>To characterize the population-level spillover of Doxy-PEP beyond the directly targeted MSM population, we quantified the relative reduction in incident syphilis among females compared with MSM by 2030. First, for each population and MSA, we calculated the proportional reduction in incidence associated with Doxy-PEP relative to the corresponding no-intervention scenario:</w:t>
+      </w:r>
+    </w:p>
+    <w:p>
+      <w:pPr>
+        <w:rPr>
+          <w:sz w:val="24"/>
+        </w:rPr>
+      </w:pPr>
+      <m:oMathPara>
+        <m:oMath>
+          <m:sSub>
+            <m:sSubPr>
+              <m:ctrlPr>
+                <w:rPr>
+                  <w:rFonts w:ascii="Cambria Math" w:hAnsi="Cambria Math"/>
+                  <w:sz w:val="24"/>
+                </w:rPr>
+              </m:ctrlPr>
+            </m:sSubPr>
+            <m:e>
+              <m:r>
+                <w:rPr>
+                  <w:rFonts w:ascii="Cambria Math" w:hAnsi="Cambria Math"/>
+                  <w:sz w:val="24"/>
+                </w:rPr>
+                <m:t>R</m:t>
+              </m:r>
+            </m:e>
+            <m:sub>
+              <m:r>
+                <w:rPr>
+                  <w:rFonts w:ascii="Cambria Math" w:hAnsi="Cambria Math"/>
+                  <w:sz w:val="24"/>
+                </w:rPr>
+                <m:t>g</m:t>
+              </m:r>
+            </m:sub>
+          </m:sSub>
+          <m:r>
+            <w:rPr>
+              <w:rFonts w:ascii="Cambria Math" w:hAnsi="Cambria Math"/>
+              <w:sz w:val="24"/>
+            </w:rPr>
+            <m:t>=1-</m:t>
+          </m:r>
+          <m:f>
+            <m:fPr>
+              <m:ctrlPr>
+                <w:rPr>
+                  <w:rFonts w:ascii="Cambria Math" w:hAnsi="Cambria Math"/>
+                  <w:sz w:val="24"/>
+                </w:rPr>
+              </m:ctrlPr>
+            </m:fPr>
+            <m:num>
+              <m:sSubSup>
+                <m:sSubSupPr>
+                  <m:ctrlPr>
+                    <w:rPr>
+                      <w:rFonts w:ascii="Cambria Math" w:hAnsi="Cambria Math"/>
+                      <w:sz w:val="24"/>
+                    </w:rPr>
+                  </m:ctrlPr>
+                </m:sSubSupPr>
+                <m:e>
+                  <m:r>
+                    <w:rPr>
+                      <w:rFonts w:ascii="Cambria Math" w:hAnsi="Cambria Math"/>
+                      <w:sz w:val="24"/>
+                    </w:rPr>
+                    <m:t>I</m:t>
+                  </m:r>
+                </m:e>
+                <m:sub>
+                  <m:r>
+                    <w:rPr>
+                      <w:rFonts w:ascii="Cambria Math" w:hAnsi="Cambria Math"/>
+                      <w:sz w:val="24"/>
+                    </w:rPr>
+                    <m:t>g,2030</m:t>
+                  </m:r>
+                </m:sub>
+                <m:sup>
+                  <m:r>
+                    <m:rPr>
+                      <m:sty m:val="p"/>
+                    </m:rPr>
+                    <w:rPr>
+                      <w:rFonts w:ascii="Cambria Math" w:hAnsi="Cambria Math"/>
+                      <w:sz w:val="24"/>
+                    </w:rPr>
+                    <m:t>Doxy</m:t>
+                  </m:r>
+                </m:sup>
+              </m:sSubSup>
+            </m:num>
+            <m:den>
+              <m:sSubSup>
+                <m:sSubSupPr>
+                  <m:ctrlPr>
+                    <w:rPr>
+                      <w:rFonts w:ascii="Cambria Math" w:hAnsi="Cambria Math"/>
+                      <w:sz w:val="24"/>
+                    </w:rPr>
+                  </m:ctrlPr>
+                </m:sSubSupPr>
+                <m:e>
+                  <m:r>
+                    <w:rPr>
+                      <w:rFonts w:ascii="Cambria Math" w:hAnsi="Cambria Math"/>
+                      <w:sz w:val="24"/>
+                    </w:rPr>
+                    <m:t>I</m:t>
+                  </m:r>
+                </m:e>
+                <m:sub>
+                  <m:r>
+                    <w:rPr>
+                      <w:rFonts w:ascii="Cambria Math" w:hAnsi="Cambria Math"/>
+                      <w:sz w:val="24"/>
+                    </w:rPr>
+                    <m:t>g,2030</m:t>
+                  </m:r>
+                </m:sub>
+                <m:sup>
+                  <m:r>
+                    <m:rPr>
+                      <m:sty m:val="p"/>
+                    </m:rPr>
+                    <w:rPr>
+                      <w:rFonts w:ascii="Cambria Math" w:hAnsi="Cambria Math"/>
+                      <w:sz w:val="24"/>
+                    </w:rPr>
+                    <m:t>No</m:t>
+                  </m:r>
+                  <m:r>
+                    <m:rPr>
+                      <m:nor/>
+                    </m:rPr>
+                    <w:rPr>
+                      <w:sz w:val="24"/>
+                    </w:rPr>
+                    <m:t> </m:t>
+                  </m:r>
+                  <m:r>
+                    <m:rPr>
+                      <m:sty m:val="p"/>
+                    </m:rPr>
+                    <w:rPr>
+                      <w:rFonts w:ascii="Cambria Math" w:hAnsi="Cambria Math"/>
+                      <w:sz w:val="24"/>
+                    </w:rPr>
+                    <m:t>intervention</m:t>
+                  </m:r>
+                </m:sup>
+              </m:sSubSup>
+            </m:den>
+          </m:f>
+          <m:r>
+            <w:rPr>
+              <w:rFonts w:ascii="Cambria Math" w:hAnsi="Cambria Math"/>
+              <w:sz w:val="24"/>
+            </w:rPr>
+            <m:t>,</m:t>
+          </m:r>
+          <m:r>
+            <w:rPr>
+              <w:rFonts w:ascii="Cambria Math" w:hAnsi="Cambria Math"/>
+              <w:i/>
+              <w:sz w:val="24"/>
+            </w:rPr>
+            <w:br/>
+          </m:r>
+        </m:oMath>
+      </m:oMathPara>
+    </w:p>
+    <w:p>
+      <w:pPr>
+        <w:rPr>
+          <w:sz w:val="24"/>
+        </w:rPr>
+      </w:pPr>
+      <w:r>
+        <w:rPr>
+          <w:sz w:val="24"/>
+        </w:rPr>
+        <w:t>where </w:t>
+      </w:r>
+      <m:oMath>
+        <m:sSubSup>
+          <m:sSubSupPr>
+            <m:ctrlPr>
+              <w:rPr>
+                <w:rFonts w:ascii="Cambria Math" w:hAnsi="Cambria Math"/>
+                <w:sz w:val="24"/>
+              </w:rPr>
+            </m:ctrlPr>
+          </m:sSubSupPr>
+          <m:e>
+            <m:r>
+              <w:rPr>
+                <w:rFonts w:ascii="Cambria Math" w:hAnsi="Cambria Math"/>
+                <w:sz w:val="24"/>
+              </w:rPr>
+              <m:t>I</m:t>
+            </m:r>
+          </m:e>
+          <m:sub>
+            <m:r>
+              <w:rPr>
+                <w:rFonts w:ascii="Cambria Math" w:hAnsi="Cambria Math"/>
+                <w:sz w:val="24"/>
+              </w:rPr>
+              <m:t>g,2030</m:t>
+            </m:r>
+          </m:sub>
+          <m:sup>
+            <m:r>
+              <m:rPr>
+                <m:sty m:val="p"/>
+              </m:rPr>
+              <w:rPr>
+                <w:rFonts w:ascii="Cambria Math" w:hAnsi="Cambria Math"/>
+                <w:sz w:val="24"/>
+              </w:rPr>
+              <m:t>Doxy</m:t>
+            </m:r>
+          </m:sup>
+        </m:sSubSup>
+      </m:oMath>
+      <w:r>
+        <w:rPr>
+          <w:sz w:val="24"/>
+        </w:rPr>
+        <w:t> is the projected incidence in population </w:t>
+      </w:r>
+      <m:oMath>
+        <m:r>
+          <w:rPr>
+            <w:rFonts w:ascii="Cambria Math" w:hAnsi="Cambria Math"/>
+            <w:sz w:val="24"/>
+          </w:rPr>
+          <m:t>g</m:t>
+        </m:r>
+      </m:oMath>
+      <w:r>
+        <w:rPr>
+          <w:sz w:val="24"/>
+        </w:rPr>
+        <w:t> in 2030 under Doxy-PEP and </w:t>
+      </w:r>
+      <m:oMath>
+        <m:sSubSup>
+          <m:sSubSupPr>
+            <m:ctrlPr>
+              <w:rPr>
+                <w:rFonts w:ascii="Cambria Math" w:hAnsi="Cambria Math"/>
+                <w:sz w:val="24"/>
+              </w:rPr>
+            </m:ctrlPr>
+          </m:sSubSupPr>
+          <m:e>
+            <m:r>
+              <w:rPr>
+                <w:rFonts w:ascii="Cambria Math" w:hAnsi="Cambria Math"/>
+                <w:sz w:val="24"/>
+              </w:rPr>
+              <m:t>I</m:t>
+            </m:r>
+          </m:e>
+          <m:sub>
+            <m:r>
+              <w:rPr>
+                <w:rFonts w:ascii="Cambria Math" w:hAnsi="Cambria Math"/>
+                <w:sz w:val="24"/>
+              </w:rPr>
+              <m:t>g,2030</m:t>
+            </m:r>
+          </m:sub>
+          <m:sup>
+            <m:r>
+              <m:rPr>
+                <m:sty m:val="p"/>
+              </m:rPr>
+              <w:rPr>
+                <w:rFonts w:ascii="Cambria Math" w:hAnsi="Cambria Math"/>
+                <w:sz w:val="24"/>
+              </w:rPr>
+              <m:t>No</m:t>
+            </m:r>
+            <m:r>
+              <m:rPr>
+                <m:nor/>
+              </m:rPr>
+              <w:rPr>
+                <w:sz w:val="24"/>
+              </w:rPr>
+              <m:t> </m:t>
+            </m:r>
+            <m:r>
+              <m:rPr>
+                <m:sty m:val="p"/>
+              </m:rPr>
+              <w:rPr>
+                <w:rFonts w:ascii="Cambria Math" w:hAnsi="Cambria Math"/>
+                <w:sz w:val="24"/>
+              </w:rPr>
+              <m:t>intervention</m:t>
+            </m:r>
+          </m:sup>
+        </m:sSubSup>
+      </m:oMath>
+      <w:r>
+        <w:rPr>
+          <w:sz w:val="24"/>
+        </w:rPr>
+        <w:t> is the corresponding projected incidence in the absence of Doxy-PEP. We calculated this proportional reduction separately for MSM (</w:t>
+      </w:r>
+      <m:oMath>
+        <m:sSub>
+          <m:sSubPr>
+            <m:ctrlPr>
+              <w:rPr>
+                <w:rFonts w:ascii="Cambria Math" w:hAnsi="Cambria Math"/>
+                <w:sz w:val="24"/>
+              </w:rPr>
+            </m:ctrlPr>
+          </m:sSubPr>
+          <m:e>
+            <m:r>
+              <w:rPr>
+                <w:rFonts w:ascii="Cambria Math" w:hAnsi="Cambria Math"/>
+                <w:sz w:val="24"/>
+              </w:rPr>
+              <m:t>R</m:t>
+            </m:r>
+          </m:e>
+          <m:sub>
+            <m:r>
+              <m:rPr>
+                <m:sty m:val="p"/>
+              </m:rPr>
+              <w:rPr>
+                <w:rFonts w:ascii="Cambria Math" w:hAnsi="Cambria Math"/>
+                <w:sz w:val="24"/>
+              </w:rPr>
+              <m:t>MSM</m:t>
+            </m:r>
+          </m:sub>
+        </m:sSub>
+      </m:oMath>
+      <w:r>
+        <w:rPr>
+          <w:sz w:val="24"/>
+        </w:rPr>
+        <w:t>) and females (</w:t>
+      </w:r>
+      <m:oMath>
+        <m:sSub>
+          <m:sSubPr>
+            <m:ctrlPr>
+              <w:rPr>
+                <w:rFonts w:ascii="Cambria Math" w:hAnsi="Cambria Math"/>
+                <w:sz w:val="24"/>
+              </w:rPr>
+            </m:ctrlPr>
+          </m:sSubPr>
+          <m:e>
+            <m:r>
+              <w:rPr>
+                <w:rFonts w:ascii="Cambria Math" w:hAnsi="Cambria Math"/>
+                <w:sz w:val="24"/>
+              </w:rPr>
+              <m:t>R</m:t>
+            </m:r>
+          </m:e>
+          <m:sub>
+            <m:r>
+              <m:rPr>
+                <m:sty m:val="p"/>
+              </m:rPr>
+              <w:rPr>
+                <w:rFonts w:ascii="Cambria Math" w:hAnsi="Cambria Math"/>
+                <w:sz w:val="24"/>
+              </w:rPr>
+              <m:t>F</m:t>
+            </m:r>
+          </m:sub>
+        </m:sSub>
+      </m:oMath>
+      <w:r>
+        <w:rPr>
+          <w:sz w:val="24"/>
+        </w:rPr>
+        <w:t>).</w:t>
+      </w:r>
+    </w:p>
+    <w:p>
+      <w:pPr>
+        <w:rPr>
+          <w:sz w:val="24"/>
+        </w:rPr>
+      </w:pPr>
+      <w:r>
+        <w:rPr>
+          <w:sz w:val="24"/>
+        </w:rPr>
+        <w:t>Second, to account for stochastic variation in the model that could produce small increases in female incidence under Doxy-PEP even when the intervention has no true adverse effect, negative estimates of the female incidence reduction were set to zero:</w:t>
+      </w:r>
+    </w:p>
+    <w:p>
+      <w:pPr>
+        <w:rPr>
+          <w:sz w:val="24"/>
+        </w:rPr>
+      </w:pPr>
+      <m:oMathPara>
+        <m:oMath>
+          <m:sSubSup>
+            <m:sSubSupPr>
+              <m:ctrlPr>
+                <w:rPr>
+                  <w:rFonts w:ascii="Cambria Math" w:hAnsi="Cambria Math"/>
+                  <w:sz w:val="24"/>
+                </w:rPr>
+              </m:ctrlPr>
+            </m:sSubSupPr>
+            <m:e>
+              <m:r>
+                <w:rPr>
+                  <w:rFonts w:ascii="Cambria Math" w:hAnsi="Cambria Math"/>
+                  <w:sz w:val="24"/>
+                </w:rPr>
+                <m:t>R</m:t>
+              </m:r>
+            </m:e>
+            <m:sub>
+              <m:r>
+                <m:rPr>
+                  <m:sty m:val="p"/>
+                </m:rPr>
+                <w:rPr>
+                  <w:rFonts w:ascii="Cambria Math" w:hAnsi="Cambria Math"/>
+                  <w:sz w:val="24"/>
+                </w:rPr>
+                <m:t>F</m:t>
+              </m:r>
+            </m:sub>
+            <m:sup>
+              <m:r>
+                <w:rPr>
+                  <w:rFonts w:ascii="Cambria Math" w:hAnsi="Cambria Math"/>
+                  <w:sz w:val="24"/>
+                </w:rPr>
+                <m:t>*</m:t>
+              </m:r>
+            </m:sup>
+          </m:sSubSup>
+          <m:r>
+            <w:rPr>
+              <w:rFonts w:ascii="Cambria Math" w:hAnsi="Cambria Math"/>
+              <w:sz w:val="24"/>
+            </w:rPr>
+            <m:t>=</m:t>
+          </m:r>
+          <m:r>
+            <m:rPr>
+              <m:sty m:val="p"/>
+            </m:rPr>
+            <w:rPr>
+              <w:rFonts w:ascii="Cambria Math" w:hAnsi="Cambria Math"/>
+              <w:sz w:val="24"/>
+            </w:rPr>
+            <m:t>max</m:t>
+          </m:r>
+          <m:r>
+            <w:rPr>
+              <w:rFonts w:ascii="Cambria Math" w:hAnsi="Cambria Math"/>
+              <w:sz w:val="24"/>
+            </w:rPr>
+            <m:t>⁡</m:t>
+          </m:r>
+          <m:d>
+            <m:dPr>
+              <m:sepChr m:val=","/>
+              <m:ctrlPr>
+                <w:rPr>
+                  <w:rFonts w:ascii="Cambria Math" w:hAnsi="Cambria Math"/>
+                  <w:sz w:val="24"/>
+                </w:rPr>
+              </m:ctrlPr>
+            </m:dPr>
+            <m:e>
+              <m:r>
+                <w:rPr>
+                  <w:rFonts w:ascii="Cambria Math" w:hAnsi="Cambria Math"/>
+                  <w:sz w:val="24"/>
+                </w:rPr>
+                <m:t>0</m:t>
+              </m:r>
+            </m:e>
+            <m:e>
+              <m:sSub>
+                <m:sSubPr>
+                  <m:ctrlPr>
+                    <w:rPr>
+                      <w:rFonts w:ascii="Cambria Math" w:hAnsi="Cambria Math"/>
+                      <w:sz w:val="24"/>
+                    </w:rPr>
+                  </m:ctrlPr>
+                </m:sSubPr>
+                <m:e>
+                  <m:r>
+                    <w:rPr>
+                      <w:rFonts w:ascii="Cambria Math" w:hAnsi="Cambria Math"/>
+                      <w:sz w:val="24"/>
+                    </w:rPr>
+                    <m:t>R</m:t>
+                  </m:r>
+                </m:e>
+                <m:sub>
+                  <m:r>
+                    <m:rPr>
+                      <m:sty m:val="p"/>
+                    </m:rPr>
+                    <w:rPr>
+                      <w:rFonts w:ascii="Cambria Math" w:hAnsi="Cambria Math"/>
+                      <w:sz w:val="24"/>
+                    </w:rPr>
+                    <m:t>F</m:t>
+                  </m:r>
+                </m:sub>
+              </m:sSub>
+            </m:e>
+          </m:d>
+          <m:r>
+            <w:rPr>
+              <w:rFonts w:ascii="Cambria Math" w:hAnsi="Cambria Math"/>
+              <w:sz w:val="24"/>
+            </w:rPr>
+            <m:t>.</m:t>
+          </m:r>
+          <m:r>
+            <w:rPr>
+              <w:rFonts w:ascii="Cambria Math" w:hAnsi="Cambria Math"/>
+              <w:i/>
+              <w:sz w:val="24"/>
+            </w:rPr>
+            <w:br/>
+          </m:r>
+        </m:oMath>
+      </m:oMathPara>
+    </w:p>
+    <w:p>
+      <w:pPr>
+        <w:rPr>
+          <w:sz w:val="24"/>
+        </w:rPr>
+      </w:pPr>
+      <w:r>
+        <w:rPr>
+          <w:sz w:val="24"/>
+        </w:rPr>
+        <w:t>Third, we defined the spillover coefficient as the proportional reduction in female incidence relative to the proportional reduction in MSM incidence:</w:t>
+      </w:r>
+    </w:p>
+    <w:p>
+      <w:pPr>
+        <w:rPr>
+          <w:sz w:val="24"/>
+        </w:rPr>
+      </w:pPr>
+      <m:oMathPara>
+        <m:oMath>
+          <m:r>
+            <w:rPr>
+              <w:rFonts w:ascii="Cambria Math" w:hAnsi="Cambria Math"/>
+              <w:sz w:val="24"/>
+            </w:rPr>
+            <m:t>S=</m:t>
+          </m:r>
+          <m:f>
+            <m:fPr>
+              <m:ctrlPr>
+                <w:rPr>
+                  <w:rFonts w:ascii="Cambria Math" w:hAnsi="Cambria Math"/>
+                  <w:sz w:val="24"/>
+                </w:rPr>
+              </m:ctrlPr>
+            </m:fPr>
+            <m:num>
+              <m:sSubSup>
+                <m:sSubSupPr>
+                  <m:ctrlPr>
+                    <w:rPr>
+                      <w:rFonts w:ascii="Cambria Math" w:hAnsi="Cambria Math"/>
+                      <w:sz w:val="24"/>
+                    </w:rPr>
+                  </m:ctrlPr>
+                </m:sSubSupPr>
+                <m:e>
+                  <m:r>
+                    <w:rPr>
+                      <w:rFonts w:ascii="Cambria Math" w:hAnsi="Cambria Math"/>
+                      <w:sz w:val="24"/>
+                    </w:rPr>
+                    <m:t>R</m:t>
+                  </m:r>
+                </m:e>
+                <m:sub>
+                  <m:r>
+                    <m:rPr>
+                      <m:sty m:val="p"/>
+                    </m:rPr>
+                    <w:rPr>
+                      <w:rFonts w:ascii="Cambria Math" w:hAnsi="Cambria Math"/>
+                      <w:sz w:val="24"/>
+                    </w:rPr>
+                    <m:t>F</m:t>
+                  </m:r>
+                </m:sub>
+                <m:sup>
+                  <m:r>
+                    <w:rPr>
+                      <w:rFonts w:ascii="Cambria Math" w:hAnsi="Cambria Math"/>
+                      <w:sz w:val="24"/>
+                    </w:rPr>
+                    <m:t>*</m:t>
+                  </m:r>
+                </m:sup>
+              </m:sSubSup>
+            </m:num>
+            <m:den>
+              <m:sSub>
+                <m:sSubPr>
+                  <m:ctrlPr>
+                    <w:rPr>
+                      <w:rFonts w:ascii="Cambria Math" w:hAnsi="Cambria Math"/>
+                      <w:sz w:val="24"/>
+                    </w:rPr>
+                  </m:ctrlPr>
+                </m:sSubPr>
+                <m:e>
+                  <m:r>
+                    <w:rPr>
+                      <w:rFonts w:ascii="Cambria Math" w:hAnsi="Cambria Math"/>
+                      <w:sz w:val="24"/>
+                    </w:rPr>
+                    <m:t>R</m:t>
+                  </m:r>
+                </m:e>
+                <m:sub>
+                  <m:r>
+                    <m:rPr>
+                      <m:sty m:val="p"/>
+                    </m:rPr>
+                    <w:rPr>
+                      <w:rFonts w:ascii="Cambria Math" w:hAnsi="Cambria Math"/>
+                      <w:sz w:val="24"/>
+                    </w:rPr>
+                    <m:t>MSM</m:t>
+                  </m:r>
+                </m:sub>
+              </m:sSub>
+            </m:den>
+          </m:f>
+          <m:r>
+            <w:rPr>
+              <w:rFonts w:ascii="Cambria Math" w:hAnsi="Cambria Math"/>
+              <w:sz w:val="24"/>
+            </w:rPr>
+            <m:t>.</m:t>
+          </m:r>
+          <m:r>
+            <w:rPr>
+              <w:rFonts w:ascii="Cambria Math" w:hAnsi="Cambria Math"/>
+              <w:i/>
+              <w:sz w:val="24"/>
+            </w:rPr>
+            <w:br/>
+          </m:r>
+        </m:oMath>
+      </m:oMathPara>
+    </w:p>
+    <w:p>
+      <w:pPr>
+        <w:rPr>
+          <w:sz w:val="24"/>
+        </w:rPr>
+      </w:pPr>
+      <w:r>
+        <w:rPr>
+          <w:sz w:val="24"/>
+        </w:rPr>
+        <w:t>The spillover coefficient quantifies the extent to which the population-level reduction among females tracks the direct reduction among MSM. A value of </w:t>
+      </w:r>
+      <m:oMath>
+        <m:r>
+          <w:rPr>
+            <w:rFonts w:ascii="Cambria Math" w:hAnsi="Cambria Math"/>
+            <w:sz w:val="24"/>
+          </w:rPr>
+          <m:t>S=0</m:t>
+        </m:r>
+      </m:oMath>
+      <w:r>
+        <w:rPr>
+          <w:sz w:val="24"/>
+        </w:rPr>
+        <w:t> indicates no detectable reduction in female incidence, values of </w:t>
+      </w:r>
+      <m:oMath>
+        <m:r>
+          <w:rPr>
+            <w:rFonts w:ascii="Cambria Math" w:hAnsi="Cambria Math"/>
+            <w:sz w:val="24"/>
+          </w:rPr>
+          <m:t>0&lt;S&lt;1</m:t>
+        </m:r>
+      </m:oMath>
+      <w:r>
+        <w:rPr>
+          <w:sz w:val="24"/>
+        </w:rPr>
+        <w:t>indicate a smaller proportional reduction among females than among MSM, </w:t>
+      </w:r>
+      <m:oMath>
+        <m:r>
+          <w:rPr>
+            <w:rFonts w:ascii="Cambria Math" w:hAnsi="Cambria Math"/>
+            <w:sz w:val="24"/>
+          </w:rPr>
+          <m:t>S=1</m:t>
+        </m:r>
+      </m:oMath>
+      <w:r>
+        <w:rPr>
+          <w:sz w:val="24"/>
+        </w:rPr>
+        <w:t> indicates proportional reductions of equal magnitude, and </w:t>
+      </w:r>
+      <m:oMath>
+        <m:r>
+          <w:rPr>
+            <w:rFonts w:ascii="Cambria Math" w:hAnsi="Cambria Math"/>
+            <w:sz w:val="24"/>
+          </w:rPr>
+          <m:t>S&gt;1</m:t>
+        </m:r>
+      </m:oMath>
+      <w:r>
+        <w:rPr>
+          <w:sz w:val="24"/>
+        </w:rPr>
+        <w:t> indicates a greater proportional reduction among females than among MSM. Because the coefficient is based on proportional reductions, it is non-negative under the truncation described above but is not bounded above by 1.</w:t>
+      </w:r>
+    </w:p>
+    <w:p>
+      <w:pPr>
+        <w:pStyle w:val="Heading2"/>
+      </w:pPr>
+      <w:r>
+        <w:t>Epidemic divergence</w:t>
+      </w:r>
+    </w:p>
+    <w:p>
+      <w:pPr>
+        <w:rPr>
+          <w:sz w:val="24"/>
+        </w:rPr>
+      </w:pPr>
+      <w:r>
+        <w:rPr>
+          <w:sz w:val="24"/>
+        </w:rPr>
+        <w:t>Because the projected impact of Doxy-PEP may also depend on the underlying trajectory of the epidemic in the absence of intervention, we separately characterized the relative change in MSM and heterosexual incidence between 2022 and 2030. For each population, incidence growth was calculated as the fold change in incidence between 2022 and 2030:</w:t>
+      </w:r>
+    </w:p>
+    <w:p>
+      <w:pPr>
+        <w:rPr>
+          <w:sz w:val="24"/>
+        </w:rPr>
+      </w:pPr>
+      <m:oMathPara>
+        <m:oMath>
+          <m:sSub>
+            <m:sSubPr>
+              <m:ctrlPr>
+                <w:rPr>
+                  <w:rFonts w:ascii="Cambria Math" w:hAnsi="Cambria Math"/>
+                  <w:sz w:val="24"/>
+                </w:rPr>
+              </m:ctrlPr>
+            </m:sSubPr>
+            <m:e>
+              <m:r>
+                <w:rPr>
+                  <w:rFonts w:ascii="Cambria Math" w:hAnsi="Cambria Math"/>
+                  <w:sz w:val="24"/>
+                </w:rPr>
+                <m:t>G</m:t>
+              </m:r>
+            </m:e>
+            <m:sub>
+              <m:r>
+                <w:rPr>
+                  <w:rFonts w:ascii="Cambria Math" w:hAnsi="Cambria Math"/>
+                  <w:sz w:val="24"/>
+                </w:rPr>
+                <m:t>g</m:t>
+              </m:r>
+            </m:sub>
+          </m:sSub>
+          <m:r>
+            <w:rPr>
+              <w:rFonts w:ascii="Cambria Math" w:hAnsi="Cambria Math"/>
+              <w:sz w:val="24"/>
+            </w:rPr>
+            <m:t>=</m:t>
+          </m:r>
+          <m:f>
+            <m:fPr>
+              <m:ctrlPr>
+                <w:rPr>
+                  <w:rFonts w:ascii="Cambria Math" w:hAnsi="Cambria Math"/>
+                  <w:sz w:val="24"/>
+                </w:rPr>
+              </m:ctrlPr>
+            </m:fPr>
+            <m:num>
+              <m:sSubSup>
+                <m:sSubSupPr>
+                  <m:ctrlPr>
+                    <w:rPr>
+                      <w:rFonts w:ascii="Cambria Math" w:hAnsi="Cambria Math"/>
+                      <w:sz w:val="24"/>
+                    </w:rPr>
+                  </m:ctrlPr>
+                </m:sSubSupPr>
+                <m:e>
+                  <m:r>
+                    <w:rPr>
+                      <w:rFonts w:ascii="Cambria Math" w:hAnsi="Cambria Math"/>
+                      <w:sz w:val="24"/>
+                    </w:rPr>
+                    <m:t>I</m:t>
+                  </m:r>
+                </m:e>
+                <m:sub>
+                  <m:r>
+                    <w:rPr>
+                      <w:rFonts w:ascii="Cambria Math" w:hAnsi="Cambria Math"/>
+                      <w:sz w:val="24"/>
+                    </w:rPr>
+                    <m:t>g,2030</m:t>
+                  </m:r>
+                </m:sub>
+                <m:sup>
+                  <m:r>
+                    <m:rPr>
+                      <m:sty m:val="p"/>
+                    </m:rPr>
+                    <w:rPr>
+                      <w:rFonts w:ascii="Cambria Math" w:hAnsi="Cambria Math"/>
+                      <w:sz w:val="24"/>
+                    </w:rPr>
+                    <m:t>No</m:t>
+                  </m:r>
+                  <m:r>
+                    <m:rPr>
+                      <m:nor/>
+                    </m:rPr>
+                    <w:rPr>
+                      <w:sz w:val="24"/>
+                    </w:rPr>
+                    <m:t> </m:t>
+                  </m:r>
+                  <m:r>
+                    <m:rPr>
+                      <m:sty m:val="p"/>
+                    </m:rPr>
+                    <w:rPr>
+                      <w:rFonts w:ascii="Cambria Math" w:hAnsi="Cambria Math"/>
+                      <w:sz w:val="24"/>
+                    </w:rPr>
+                    <m:t>intervention</m:t>
+                  </m:r>
+                </m:sup>
+              </m:sSubSup>
+            </m:num>
+            <m:den>
+              <m:sSub>
+                <m:sSubPr>
+                  <m:ctrlPr>
+                    <w:rPr>
+                      <w:rFonts w:ascii="Cambria Math" w:hAnsi="Cambria Math"/>
+                      <w:sz w:val="24"/>
+                    </w:rPr>
+                  </m:ctrlPr>
+                </m:sSubPr>
+                <m:e>
+                  <m:r>
+                    <w:rPr>
+                      <w:rFonts w:ascii="Cambria Math" w:hAnsi="Cambria Math"/>
+                      <w:sz w:val="24"/>
+                    </w:rPr>
+                    <m:t>I</m:t>
+                  </m:r>
+                </m:e>
+                <m:sub>
+                  <m:r>
+                    <w:rPr>
+                      <w:rFonts w:ascii="Cambria Math" w:hAnsi="Cambria Math"/>
+                      <w:sz w:val="24"/>
+                    </w:rPr>
+                    <m:t>g,2022</m:t>
+                  </m:r>
+                </m:sub>
+              </m:sSub>
+            </m:den>
+          </m:f>
+          <m:r>
+            <w:rPr>
+              <w:rFonts w:ascii="Cambria Math" w:hAnsi="Cambria Math"/>
+              <w:sz w:val="24"/>
+            </w:rPr>
+            <m:t>.</m:t>
+          </m:r>
+          <m:r>
+            <w:rPr>
+              <w:rFonts w:ascii="Cambria Math" w:hAnsi="Cambria Math"/>
+              <w:i/>
+              <w:sz w:val="24"/>
+            </w:rPr>
+            <w:br/>
+          </m:r>
+        </m:oMath>
+      </m:oMathPara>
+    </w:p>
+    <w:p>
+      <w:pPr>
+        <w:rPr>
+          <w:sz w:val="24"/>
+        </w:rPr>
+      </w:pPr>
+      <w:r>
+        <w:rPr>
+          <w:sz w:val="24"/>
+        </w:rPr>
+        <w:t>We then defined an epidemic divergence factor as the natural logarithm of the ratio of heterosexual to MSM incidence growth:</w:t>
+      </w:r>
+    </w:p>
+    <w:p>
+      <w:pPr>
+        <w:rPr>
+          <w:sz w:val="24"/>
+        </w:rPr>
+      </w:pPr>
+      <m:oMathPara>
+        <m:oMath>
+          <m:r>
+            <w:rPr>
+              <w:rFonts w:ascii="Cambria Math" w:hAnsi="Cambria Math"/>
+              <w:sz w:val="24"/>
+            </w:rPr>
+            <m:t>D=</m:t>
+          </m:r>
+          <m:func>
+            <m:funcPr>
+              <m:ctrlPr>
+                <w:rPr>
+                  <w:rFonts w:ascii="Cambria Math" w:hAnsi="Cambria Math"/>
+                  <w:sz w:val="24"/>
+                </w:rPr>
+              </m:ctrlPr>
+            </m:funcPr>
+            <m:fName>
+              <m:r>
+                <m:rPr>
+                  <m:sty m:val="p"/>
+                </m:rPr>
+                <w:rPr>
+                  <w:rFonts w:ascii="Cambria Math" w:hAnsi="Cambria Math"/>
+                  <w:sz w:val="24"/>
+                </w:rPr>
+                <m:t>ln</m:t>
+              </m:r>
+            </m:fName>
+            <m:e>
+              <m:d>
+                <m:dPr>
+                  <m:ctrlPr>
+                    <w:rPr>
+                      <w:rFonts w:ascii="Cambria Math" w:hAnsi="Cambria Math"/>
+                      <w:sz w:val="24"/>
+                    </w:rPr>
+                  </m:ctrlPr>
+                </m:dPr>
+                <m:e>
+                  <m:f>
+                    <m:fPr>
+                      <m:ctrlPr>
+                        <w:rPr>
+                          <w:rFonts w:ascii="Cambria Math" w:hAnsi="Cambria Math"/>
+                          <w:sz w:val="24"/>
+                        </w:rPr>
+                      </m:ctrlPr>
+                    </m:fPr>
+                    <m:num>
+                      <m:sSub>
+                        <m:sSubPr>
+                          <m:ctrlPr>
+                            <w:rPr>
+                              <w:rFonts w:ascii="Cambria Math" w:hAnsi="Cambria Math"/>
+                              <w:sz w:val="24"/>
+                            </w:rPr>
+                          </m:ctrlPr>
+                        </m:sSubPr>
+                        <m:e>
+                          <m:r>
+                            <w:rPr>
+                              <w:rFonts w:ascii="Cambria Math" w:hAnsi="Cambria Math"/>
+                              <w:sz w:val="24"/>
+                            </w:rPr>
+                            <m:t>G</m:t>
+                          </m:r>
+                        </m:e>
+                        <m:sub>
+                          <m:r>
+                            <m:rPr>
+                              <m:sty m:val="p"/>
+                            </m:rPr>
+                            <w:rPr>
+                              <w:rFonts w:ascii="Cambria Math" w:hAnsi="Cambria Math"/>
+                              <w:sz w:val="24"/>
+                            </w:rPr>
+                            <m:t>HET</m:t>
+                          </m:r>
+                        </m:sub>
+                      </m:sSub>
+                    </m:num>
+                    <m:den>
+                      <m:sSub>
+                        <m:sSubPr>
+                          <m:ctrlPr>
+                            <w:rPr>
+                              <w:rFonts w:ascii="Cambria Math" w:hAnsi="Cambria Math"/>
+                              <w:sz w:val="24"/>
+                            </w:rPr>
+                          </m:ctrlPr>
+                        </m:sSubPr>
+                        <m:e>
+                          <m:r>
+                            <w:rPr>
+                              <w:rFonts w:ascii="Cambria Math" w:hAnsi="Cambria Math"/>
+                              <w:sz w:val="24"/>
+                            </w:rPr>
+                            <m:t>G</m:t>
+                          </m:r>
+                        </m:e>
+                        <m:sub>
+                          <m:r>
+                            <m:rPr>
+                              <m:sty m:val="p"/>
+                            </m:rPr>
+                            <w:rPr>
+                              <w:rFonts w:ascii="Cambria Math" w:hAnsi="Cambria Math"/>
+                              <w:sz w:val="24"/>
+                            </w:rPr>
+                            <m:t>MSM</m:t>
+                          </m:r>
+                        </m:sub>
+                      </m:sSub>
+                    </m:den>
+                  </m:f>
+                </m:e>
+              </m:d>
+            </m:e>
+          </m:func>
+          <m:r>
+            <w:rPr>
+              <w:rFonts w:ascii="Cambria Math" w:hAnsi="Cambria Math"/>
+              <w:sz w:val="24"/>
+            </w:rPr>
+            <m:t>,</m:t>
+          </m:r>
+          <m:r>
+            <w:rPr>
+              <w:rFonts w:ascii="Cambria Math" w:hAnsi="Cambria Math"/>
+              <w:i/>
+              <w:sz w:val="24"/>
+            </w:rPr>
+            <w:br/>
+          </m:r>
+        </m:oMath>
+      </m:oMathPara>
+    </w:p>
+    <w:p>
+      <w:pPr>
+        <w:rPr>
+          <w:sz w:val="24"/>
+        </w:rPr>
+      </w:pPr>
+      <w:r>
+        <w:rPr>
+          <w:sz w:val="24"/>
+        </w:rPr>
+        <w:lastRenderedPageBreak/>
+        <w:t>where </w:t>
+      </w:r>
+      <m:oMath>
+        <m:sSub>
+          <m:sSubPr>
+            <m:ctrlPr>
+              <w:rPr>
+                <w:rFonts w:ascii="Cambria Math" w:hAnsi="Cambria Math"/>
+                <w:sz w:val="24"/>
+              </w:rPr>
+            </m:ctrlPr>
+          </m:sSubPr>
+          <m:e>
+            <m:r>
+              <w:rPr>
+                <w:rFonts w:ascii="Cambria Math" w:hAnsi="Cambria Math"/>
+                <w:sz w:val="24"/>
+              </w:rPr>
+              <m:t>G</m:t>
+            </m:r>
+          </m:e>
+          <m:sub>
+            <m:r>
+              <m:rPr>
+                <m:sty m:val="p"/>
+              </m:rPr>
+              <w:rPr>
+                <w:rFonts w:ascii="Cambria Math" w:hAnsi="Cambria Math"/>
+                <w:sz w:val="24"/>
+              </w:rPr>
+              <m:t>HET</m:t>
+            </m:r>
+          </m:sub>
+        </m:sSub>
+      </m:oMath>
+      <w:r>
+        <w:rPr>
+          <w:sz w:val="24"/>
+        </w:rPr>
+        <w:t> and </w:t>
+      </w:r>
+      <m:oMath>
+        <m:sSub>
+          <m:sSubPr>
+            <m:ctrlPr>
+              <w:rPr>
+                <w:rFonts w:ascii="Cambria Math" w:hAnsi="Cambria Math"/>
+                <w:sz w:val="24"/>
+              </w:rPr>
+            </m:ctrlPr>
+          </m:sSubPr>
+          <m:e>
+            <m:r>
+              <w:rPr>
+                <w:rFonts w:ascii="Cambria Math" w:hAnsi="Cambria Math"/>
+                <w:sz w:val="24"/>
+              </w:rPr>
+              <m:t>G</m:t>
+            </m:r>
+          </m:e>
+          <m:sub>
+            <m:r>
+              <m:rPr>
+                <m:sty m:val="p"/>
+              </m:rPr>
+              <w:rPr>
+                <w:rFonts w:ascii="Cambria Math" w:hAnsi="Cambria Math"/>
+                <w:sz w:val="24"/>
+              </w:rPr>
+              <m:t>MSM</m:t>
+            </m:r>
+          </m:sub>
+        </m:sSub>
+      </m:oMath>
+      <w:r>
+        <w:rPr>
+          <w:sz w:val="24"/>
+        </w:rPr>
+        <w:t> represent the 2022–2030 incidence fold changes among heterosexual individuals and MSM, respectively. A divergence factor of zero indicates proportional changes of equal magnitude in the two populations. Positive values indicate relatively greater growth, or a smaller decline, in heterosexual incidence compared with MSM incidence, whereas negative values indicate relatively greater growth, or a smaller decline, in MSM incidence compared with heterosexual incidence. We examined the associations of both the spillover coefficient and epidemic divergence factor with baseline MSA-level characteristics as exploratory analyses and did not interpret these associations as causal effects.</w:t>
+      </w:r>
+    </w:p>
+    <w:p/>
+    <w:p>
+      <w:pPr>
         <w:spacing w:before="0" w:after="0"/>
       </w:pPr>
       <w:r>
-        <w:lastRenderedPageBreak/>
         <w:br w:type="page"/>
       </w:r>
       <w:r>
@@ -12338,7 +13607,7 @@
 </file>
 
 <file path=word/comments.xml><?xml version="1.0" encoding="utf-8"?>
-<w:comments xmlns:wpc="http://schemas.microsoft.com/office/word/2010/wordprocessingCanvas" xmlns:cx="http://schemas.microsoft.com/office/drawing/2014/chartex" xmlns:cx1="http://schemas.microsoft.com/office/drawing/2015/9/8/chartex" xmlns:cx2="http://schemas.microsoft.com/office/drawing/2015/10/21/chartex" xmlns:cx3="http://schemas.microsoft.com/office/drawing/2016/5/9/chartex" xmlns:cx4="http://schemas.microsoft.com/office/drawing/2016/5/10/chartex" xmlns:cx5="http://schemas.microsoft.com/office/drawing/2016/5/11/chartex" xmlns:cx6="http://schemas.microsoft.com/office/drawing/2016/5/12/chartex" xmlns:cx7="http://schemas.microsoft.com/office/drawing/2016/5/13/chartex" xmlns:cx8="http://schemas.microsoft.com/office/drawing/2016/5/14/chartex" xmlns:mc="http://schemas.openxmlformats.org/markup-compatibility/2006" xmlns:aink="http://schemas.microsoft.com/office/drawing/2016/ink" xmlns:am3d="http://schemas.microsoft.com/office/drawing/2017/model3d" xmlns:o="urn:schemas-microsoft-com:office:office" xmlns:oel="http://schemas.microsoft.com/office/2019/extlst" xmlns:r="http://schemas.openxmlformats.org/officeDocument/2006/relationships" xmlns:m="http://schemas.openxmlformats.org/officeDocument/2006/math" xmlns:v="urn:schemas-microsoft-com:vml" xmlns:wp14="http://schemas.microsoft.com/office/word/2010/wordprocessingDrawing" xmlns:wp="http://schemas.openxmlformats.org/drawingml/2006/wordprocessingDrawing" xmlns:w10="urn:schemas-microsoft-com:office:word" xmlns:w="http://schemas.openxmlformats.org/wordprocessingml/2006/main" xmlns:w14="http://schemas.microsoft.com/office/word/2010/wordml" xmlns:w15="http://schemas.microsoft.com/office/word/2012/wordml" xmlns:w16cei="http://schemas.microsoft.com/office/word/2026/wordml/cei" xmlns:w16cex="http://schemas.microsoft.com/office/word/2018/wordml/cex" xmlns:w16cid="http://schemas.microsoft.com/office/word/2016/wordml/cid" xmlns:w16="http://schemas.microsoft.com/office/word/2018/wordml" xmlns:w16du="http://schemas.microsoft.com/office/word/2023/wordml/word16du" xmlns:w16sdtdh="http://schemas.microsoft.com/office/word/2020/wordml/sdtdatahash" xmlns:w16sdtfl="http://schemas.microsoft.com/office/word/2024/wordml/sdtformatlock" xmlns:w16se="http://schemas.microsoft.com/office/word/2015/wordml/symex" xmlns:wpg="http://schemas.microsoft.com/office/word/2010/wordprocessingGroup" xmlns:wpi="http://schemas.microsoft.com/office/word/2010/wordprocessingInk" xmlns:wne="http://schemas.microsoft.com/office/word/2006/wordml" xmlns:wps="http://schemas.microsoft.com/office/word/2010/wordprocessingShape" mc:Ignorable="w14 w15 w16se w16cid w16 w16cex w16sdtdh w16sdtfl w16du wp14">
+<w:comments xmlns:wpc="http://schemas.microsoft.com/office/word/2010/wordprocessingCanvas" xmlns:cx="http://schemas.microsoft.com/office/drawing/2014/chartex" xmlns:cx1="http://schemas.microsoft.com/office/drawing/2015/9/8/chartex" xmlns:cx2="http://schemas.microsoft.com/office/drawing/2015/10/21/chartex" xmlns:cx3="http://schemas.microsoft.com/office/drawing/2016/5/9/chartex" xmlns:cx4="http://schemas.microsoft.com/office/drawing/2016/5/10/chartex" xmlns:cx5="http://schemas.microsoft.com/office/drawing/2016/5/11/chartex" xmlns:cx6="http://schemas.microsoft.com/office/drawing/2016/5/12/chartex" xmlns:cx7="http://schemas.microsoft.com/office/drawing/2016/5/13/chartex" xmlns:cx8="http://schemas.microsoft.com/office/drawing/2016/5/14/chartex" xmlns:mc="http://schemas.openxmlformats.org/markup-compatibility/2006" xmlns:m="http://schemas.openxmlformats.org/officeDocument/2006/math" xmlns:aink="http://schemas.microsoft.com/office/drawing/2016/ink" xmlns:am3d="http://schemas.microsoft.com/office/drawing/2017/model3d" xmlns:oel="http://schemas.microsoft.com/office/2019/extlst" xmlns:r="http://schemas.openxmlformats.org/officeDocument/2006/relationships" xmlns:wp14="http://schemas.microsoft.com/office/word/2010/wordprocessingDrawing" xmlns:wp="http://schemas.openxmlformats.org/drawingml/2006/wordprocessingDrawing" xmlns:wpg="http://schemas.microsoft.com/office/word/2010/wordprocessingGroup" xmlns:wpi="http://schemas.microsoft.com/office/word/2010/wordprocessingInk" xmlns:wps="http://schemas.microsoft.com/office/word/2010/wordprocessingShape" xmlns:o="urn:schemas-microsoft-com:office:office" xmlns:v="urn:schemas-microsoft-com:vml" xmlns:w10="urn:schemas-microsoft-com:office:word" xmlns:w="http://schemas.openxmlformats.org/wordprocessingml/2006/main" xmlns:w14="http://schemas.microsoft.com/office/word/2010/wordml" xmlns:w15="http://schemas.microsoft.com/office/word/2012/wordml" xmlns:w16cex="http://schemas.microsoft.com/office/word/2018/wordml/cex" xmlns:w16cid="http://schemas.microsoft.com/office/word/2016/wordml/cid" xmlns:w16="http://schemas.microsoft.com/office/word/2018/wordml" xmlns:w16sdtdh="http://schemas.microsoft.com/office/word/2020/wordml/sdtdatahash" xmlns:w16sdtfl="http://schemas.microsoft.com/office/word/2024/wordml/sdtformatlock" xmlns:w16se="http://schemas.microsoft.com/office/word/2015/wordml/symex" xmlns:w16du="http://schemas.microsoft.com/office/word/2023/wordml/word16du" xmlns:wne="http://schemas.microsoft.com/office/word/2006/wordml" mc:Ignorable="w14 w15 w16se w16cid w16 w16cex w16sdtdh w16sdtfl w16du wp14">
   <w:comment w:id="0" w:author="Parastu Kasaie" w:date="2026-06-29T12:13:00Z" w:initials="PK">
     <w:p>
       <w:r>
@@ -12396,7 +13665,7 @@
 </file>
 
 <file path=word/commentsExtended.xml><?xml version="1.0" encoding="utf-8"?>
-<w15:commentsEx xmlns:wpc="http://schemas.microsoft.com/office/word/2010/wordprocessingCanvas" xmlns:cx="http://schemas.microsoft.com/office/drawing/2014/chartex" xmlns:cx1="http://schemas.microsoft.com/office/drawing/2015/9/8/chartex" xmlns:cx2="http://schemas.microsoft.com/office/drawing/2015/10/21/chartex" xmlns:cx3="http://schemas.microsoft.com/office/drawing/2016/5/9/chartex" xmlns:cx4="http://schemas.microsoft.com/office/drawing/2016/5/10/chartex" xmlns:cx5="http://schemas.microsoft.com/office/drawing/2016/5/11/chartex" xmlns:cx6="http://schemas.microsoft.com/office/drawing/2016/5/12/chartex" xmlns:cx7="http://schemas.microsoft.com/office/drawing/2016/5/13/chartex" xmlns:cx8="http://schemas.microsoft.com/office/drawing/2016/5/14/chartex" xmlns:mc="http://schemas.openxmlformats.org/markup-compatibility/2006" xmlns:aink="http://schemas.microsoft.com/office/drawing/2016/ink" xmlns:am3d="http://schemas.microsoft.com/office/drawing/2017/model3d" xmlns:o="urn:schemas-microsoft-com:office:office" xmlns:oel="http://schemas.microsoft.com/office/2019/extlst" xmlns:r="http://schemas.openxmlformats.org/officeDocument/2006/relationships" xmlns:m="http://schemas.openxmlformats.org/officeDocument/2006/math" xmlns:v="urn:schemas-microsoft-com:vml" xmlns:wp14="http://schemas.microsoft.com/office/word/2010/wordprocessingDrawing" xmlns:wp="http://schemas.openxmlformats.org/drawingml/2006/wordprocessingDrawing" xmlns:w10="urn:schemas-microsoft-com:office:word" xmlns:w="http://schemas.openxmlformats.org/wordprocessingml/2006/main" xmlns:w14="http://schemas.microsoft.com/office/word/2010/wordml" xmlns:w15="http://schemas.microsoft.com/office/word/2012/wordml" xmlns:w16cei="http://schemas.microsoft.com/office/word/2026/wordml/cei" xmlns:w16cex="http://schemas.microsoft.com/office/word/2018/wordml/cex" xmlns:w16cid="http://schemas.microsoft.com/office/word/2016/wordml/cid" xmlns:w16="http://schemas.microsoft.com/office/word/2018/wordml" xmlns:w16du="http://schemas.microsoft.com/office/word/2023/wordml/word16du" xmlns:w16sdtdh="http://schemas.microsoft.com/office/word/2020/wordml/sdtdatahash" xmlns:w16sdtfl="http://schemas.microsoft.com/office/word/2024/wordml/sdtformatlock" xmlns:w16se="http://schemas.microsoft.com/office/word/2015/wordml/symex" xmlns:wpg="http://schemas.microsoft.com/office/word/2010/wordprocessingGroup" xmlns:wpi="http://schemas.microsoft.com/office/word/2010/wordprocessingInk" xmlns:wne="http://schemas.microsoft.com/office/word/2006/wordml" xmlns:wps="http://schemas.microsoft.com/office/word/2010/wordprocessingShape" mc:Ignorable="w14 w15 w16se w16cid w16 w16cex w16sdtdh w16sdtfl w16du wp14">
+<w15:commentsEx xmlns:wpc="http://schemas.microsoft.com/office/word/2010/wordprocessingCanvas" xmlns:cx="http://schemas.microsoft.com/office/drawing/2014/chartex" xmlns:cx1="http://schemas.microsoft.com/office/drawing/2015/9/8/chartex" xmlns:cx2="http://schemas.microsoft.com/office/drawing/2015/10/21/chartex" xmlns:cx3="http://schemas.microsoft.com/office/drawing/2016/5/9/chartex" xmlns:cx4="http://schemas.microsoft.com/office/drawing/2016/5/10/chartex" xmlns:cx5="http://schemas.microsoft.com/office/drawing/2016/5/11/chartex" xmlns:cx6="http://schemas.microsoft.com/office/drawing/2016/5/12/chartex" xmlns:cx7="http://schemas.microsoft.com/office/drawing/2016/5/13/chartex" xmlns:cx8="http://schemas.microsoft.com/office/drawing/2016/5/14/chartex" xmlns:mc="http://schemas.openxmlformats.org/markup-compatibility/2006" xmlns:m="http://schemas.openxmlformats.org/officeDocument/2006/math" xmlns:aink="http://schemas.microsoft.com/office/drawing/2016/ink" xmlns:am3d="http://schemas.microsoft.com/office/drawing/2017/model3d" xmlns:oel="http://schemas.microsoft.com/office/2019/extlst" xmlns:r="http://schemas.openxmlformats.org/officeDocument/2006/relationships" xmlns:wp14="http://schemas.microsoft.com/office/word/2010/wordprocessingDrawing" xmlns:wp="http://schemas.openxmlformats.org/drawingml/2006/wordprocessingDrawing" xmlns:wpg="http://schemas.microsoft.com/office/word/2010/wordprocessingGroup" xmlns:wpi="http://schemas.microsoft.com/office/word/2010/wordprocessingInk" xmlns:wps="http://schemas.microsoft.com/office/word/2010/wordprocessingShape" xmlns:o="urn:schemas-microsoft-com:office:office" xmlns:v="urn:schemas-microsoft-com:vml" xmlns:w10="urn:schemas-microsoft-com:office:word" xmlns:w="http://schemas.openxmlformats.org/wordprocessingml/2006/main" xmlns:w14="http://schemas.microsoft.com/office/word/2010/wordml" xmlns:w15="http://schemas.microsoft.com/office/word/2012/wordml" xmlns:w16cex="http://schemas.microsoft.com/office/word/2018/wordml/cex" xmlns:w16cid="http://schemas.microsoft.com/office/word/2016/wordml/cid" xmlns:w16="http://schemas.microsoft.com/office/word/2018/wordml" xmlns:w16sdtdh="http://schemas.microsoft.com/office/word/2020/wordml/sdtdatahash" xmlns:w16sdtfl="http://schemas.microsoft.com/office/word/2024/wordml/sdtformatlock" xmlns:w16se="http://schemas.microsoft.com/office/word/2015/wordml/symex" xmlns:w16du="http://schemas.microsoft.com/office/word/2023/wordml/word16du" xmlns:wne="http://schemas.microsoft.com/office/word/2006/wordml" mc:Ignorable="w14 w15 w16se w16cid w16 w16cex w16sdtdh w16sdtfl w16du wp14">
   <w15:commentEx w15:paraId="3FD429F0" w15:done="0"/>
   <w15:commentEx w15:paraId="29833090" w15:done="0"/>
   <w15:commentEx w15:paraId="4FD6AB95" w15:done="0"/>
@@ -12404,7 +13673,7 @@
 </file>
 
 <file path=word/commentsExtensible.xml><?xml version="1.0" encoding="utf-8"?>
-<w16cex:commentsExtensible xmlns:wpc="http://schemas.microsoft.com/office/word/2010/wordprocessingCanvas" xmlns:cx="http://schemas.microsoft.com/office/drawing/2014/chartex" xmlns:cx1="http://schemas.microsoft.com/office/drawing/2015/9/8/chartex" xmlns:cx2="http://schemas.microsoft.com/office/drawing/2015/10/21/chartex" xmlns:cx3="http://schemas.microsoft.com/office/drawing/2016/5/9/chartex" xmlns:cx4="http://schemas.microsoft.com/office/drawing/2016/5/10/chartex" xmlns:cx5="http://schemas.microsoft.com/office/drawing/2016/5/11/chartex" xmlns:cx6="http://schemas.microsoft.com/office/drawing/2016/5/12/chartex" xmlns:cx7="http://schemas.microsoft.com/office/drawing/2016/5/13/chartex" xmlns:cx8="http://schemas.microsoft.com/office/drawing/2016/5/14/chartex" xmlns:cr="http://schemas.microsoft.com/office/comments/2020/reactions" xmlns:mc="http://schemas.openxmlformats.org/markup-compatibility/2006" xmlns:aink="http://schemas.microsoft.com/office/drawing/2016/ink" xmlns:am3d="http://schemas.microsoft.com/office/drawing/2017/model3d" xmlns:o="urn:schemas-microsoft-com:office:office" xmlns:oel="http://schemas.microsoft.com/office/2019/extlst" xmlns:r="http://schemas.openxmlformats.org/officeDocument/2006/relationships" xmlns:m="http://schemas.openxmlformats.org/officeDocument/2006/math" xmlns:v="urn:schemas-microsoft-com:vml" xmlns:wp14="http://schemas.microsoft.com/office/word/2010/wordprocessingDrawing" xmlns:wp="http://schemas.openxmlformats.org/drawingml/2006/wordprocessingDrawing" xmlns:w10="urn:schemas-microsoft-com:office:word" xmlns:w="http://schemas.openxmlformats.org/wordprocessingml/2006/main" xmlns:w14="http://schemas.microsoft.com/office/word/2010/wordml" xmlns:w15="http://schemas.microsoft.com/office/word/2012/wordml" xmlns:w16cei="http://schemas.microsoft.com/office/word/2026/wordml/cei" xmlns:w16cex="http://schemas.microsoft.com/office/word/2018/wordml/cex" xmlns:w16cid="http://schemas.microsoft.com/office/word/2016/wordml/cid" xmlns:w16="http://schemas.microsoft.com/office/word/2018/wordml" xmlns:w16du="http://schemas.microsoft.com/office/word/2023/wordml/word16du" xmlns:w16sdtdh="http://schemas.microsoft.com/office/word/2020/wordml/sdtdatahash" xmlns:w16sdtfl="http://schemas.microsoft.com/office/word/2024/wordml/sdtformatlock" xmlns:w16se="http://schemas.microsoft.com/office/word/2015/wordml/symex" xmlns:wpg="http://schemas.microsoft.com/office/word/2010/wordprocessingGroup" xmlns:wpi="http://schemas.microsoft.com/office/word/2010/wordprocessingInk" xmlns:wne="http://schemas.microsoft.com/office/word/2006/wordml" xmlns:wps="http://schemas.microsoft.com/office/word/2010/wordprocessingShape" mc:Ignorable="w14 w15 w16se w16cid w16 w16cex w16sdtdh w16sdtfl cr w16du wp14">
+<w16cex:commentsExtensible xmlns:wpc="http://schemas.microsoft.com/office/word/2010/wordprocessingCanvas" xmlns:cx="http://schemas.microsoft.com/office/drawing/2014/chartex" xmlns:cx1="http://schemas.microsoft.com/office/drawing/2015/9/8/chartex" xmlns:cx2="http://schemas.microsoft.com/office/drawing/2015/10/21/chartex" xmlns:cx3="http://schemas.microsoft.com/office/drawing/2016/5/9/chartex" xmlns:cx4="http://schemas.microsoft.com/office/drawing/2016/5/10/chartex" xmlns:cx5="http://schemas.microsoft.com/office/drawing/2016/5/11/chartex" xmlns:cx6="http://schemas.microsoft.com/office/drawing/2016/5/12/chartex" xmlns:cx7="http://schemas.microsoft.com/office/drawing/2016/5/13/chartex" xmlns:cx8="http://schemas.microsoft.com/office/drawing/2016/5/14/chartex" xmlns:cr="http://schemas.microsoft.com/office/comments/2020/reactions" xmlns:mc="http://schemas.openxmlformats.org/markup-compatibility/2006" xmlns:m="http://schemas.openxmlformats.org/officeDocument/2006/math" xmlns:aink="http://schemas.microsoft.com/office/drawing/2016/ink" xmlns:am3d="http://schemas.microsoft.com/office/drawing/2017/model3d" xmlns:oel="http://schemas.microsoft.com/office/2019/extlst" xmlns:r="http://schemas.openxmlformats.org/officeDocument/2006/relationships" xmlns:wp14="http://schemas.microsoft.com/office/word/2010/wordprocessingDrawing" xmlns:wp="http://schemas.openxmlformats.org/drawingml/2006/wordprocessingDrawing" xmlns:wpg="http://schemas.microsoft.com/office/word/2010/wordprocessingGroup" xmlns:wpi="http://schemas.microsoft.com/office/word/2010/wordprocessingInk" xmlns:wps="http://schemas.microsoft.com/office/word/2010/wordprocessingShape" xmlns:o="urn:schemas-microsoft-com:office:office" xmlns:v="urn:schemas-microsoft-com:vml" xmlns:w10="urn:schemas-microsoft-com:office:word" xmlns:w="http://schemas.openxmlformats.org/wordprocessingml/2006/main" xmlns:w14="http://schemas.microsoft.com/office/word/2010/wordml" xmlns:w15="http://schemas.microsoft.com/office/word/2012/wordml" xmlns:w16cex="http://schemas.microsoft.com/office/word/2018/wordml/cex" xmlns:w16cid="http://schemas.microsoft.com/office/word/2016/wordml/cid" xmlns:w16="http://schemas.microsoft.com/office/word/2018/wordml" xmlns:w16sdtdh="http://schemas.microsoft.com/office/word/2020/wordml/sdtdatahash" xmlns:w16sdtfl="http://schemas.microsoft.com/office/word/2024/wordml/sdtformatlock" xmlns:w16se="http://schemas.microsoft.com/office/word/2015/wordml/symex" xmlns:w16du="http://schemas.microsoft.com/office/word/2023/wordml/word16du" xmlns:wne="http://schemas.microsoft.com/office/word/2006/wordml" mc:Ignorable="w14 w15 w16se w16cid w16 w16cex w16sdtdh w16sdtfl cr w16du wp14">
   <w16cex:commentExtensible w16cex:durableId="63E79D56" w16cex:dateUtc="2026-06-29T16:13:00Z"/>
   <w16cex:commentExtensible w16cex:durableId="1E3B593F" w16cex:dateUtc="2026-06-29T16:36:00Z"/>
   <w16cex:commentExtensible w16cex:durableId="742888CD" w16cex:dateUtc="2026-05-11T19:31:00Z"/>
@@ -12412,7 +13681,7 @@
 </file>
 
 <file path=word/commentsIds.xml><?xml version="1.0" encoding="utf-8"?>
-<w16cid:commentsIds xmlns:wpc="http://schemas.microsoft.com/office/word/2010/wordprocessingCanvas" xmlns:cx="http://schemas.microsoft.com/office/drawing/2014/chartex" xmlns:cx1="http://schemas.microsoft.com/office/drawing/2015/9/8/chartex" xmlns:cx2="http://schemas.microsoft.com/office/drawing/2015/10/21/chartex" xmlns:cx3="http://schemas.microsoft.com/office/drawing/2016/5/9/chartex" xmlns:cx4="http://schemas.microsoft.com/office/drawing/2016/5/10/chartex" xmlns:cx5="http://schemas.microsoft.com/office/drawing/2016/5/11/chartex" xmlns:cx6="http://schemas.microsoft.com/office/drawing/2016/5/12/chartex" xmlns:cx7="http://schemas.microsoft.com/office/drawing/2016/5/13/chartex" xmlns:cx8="http://schemas.microsoft.com/office/drawing/2016/5/14/chartex" xmlns:mc="http://schemas.openxmlformats.org/markup-compatibility/2006" xmlns:aink="http://schemas.microsoft.com/office/drawing/2016/ink" xmlns:am3d="http://schemas.microsoft.com/office/drawing/2017/model3d" xmlns:o="urn:schemas-microsoft-com:office:office" xmlns:oel="http://schemas.microsoft.com/office/2019/extlst" xmlns:r="http://schemas.openxmlformats.org/officeDocument/2006/relationships" xmlns:m="http://schemas.openxmlformats.org/officeDocument/2006/math" xmlns:v="urn:schemas-microsoft-com:vml" xmlns:wp14="http://schemas.microsoft.com/office/word/2010/wordprocessingDrawing" xmlns:wp="http://schemas.openxmlformats.org/drawingml/2006/wordprocessingDrawing" xmlns:w10="urn:schemas-microsoft-com:office:word" xmlns:w="http://schemas.openxmlformats.org/wordprocessingml/2006/main" xmlns:w14="http://schemas.microsoft.com/office/word/2010/wordml" xmlns:w15="http://schemas.microsoft.com/office/word/2012/wordml" xmlns:w16cei="http://schemas.microsoft.com/office/word/2026/wordml/cei" xmlns:w16cex="http://schemas.microsoft.com/office/word/2018/wordml/cex" xmlns:w16cid="http://schemas.microsoft.com/office/word/2016/wordml/cid" xmlns:w16="http://schemas.microsoft.com/office/word/2018/wordml" xmlns:w16du="http://schemas.microsoft.com/office/word/2023/wordml/word16du" xmlns:w16sdtdh="http://schemas.microsoft.com/office/word/2020/wordml/sdtdatahash" xmlns:w16sdtfl="http://schemas.microsoft.com/office/word/2024/wordml/sdtformatlock" xmlns:w16se="http://schemas.microsoft.com/office/word/2015/wordml/symex" xmlns:wpg="http://schemas.microsoft.com/office/word/2010/wordprocessingGroup" xmlns:wpi="http://schemas.microsoft.com/office/word/2010/wordprocessingInk" xmlns:wne="http://schemas.microsoft.com/office/word/2006/wordml" xmlns:wps="http://schemas.microsoft.com/office/word/2010/wordprocessingShape" mc:Ignorable="w14 w15 w16se w16cid w16 w16cex w16sdtdh w16sdtfl w16du wp14">
+<w16cid:commentsIds xmlns:wpc="http://schemas.microsoft.com/office/word/2010/wordprocessingCanvas" xmlns:cx="http://schemas.microsoft.com/office/drawing/2014/chartex" xmlns:cx1="http://schemas.microsoft.com/office/drawing/2015/9/8/chartex" xmlns:cx2="http://schemas.microsoft.com/office/drawing/2015/10/21/chartex" xmlns:cx3="http://schemas.microsoft.com/office/drawing/2016/5/9/chartex" xmlns:cx4="http://schemas.microsoft.com/office/drawing/2016/5/10/chartex" xmlns:cx5="http://schemas.microsoft.com/office/drawing/2016/5/11/chartex" xmlns:cx6="http://schemas.microsoft.com/office/drawing/2016/5/12/chartex" xmlns:cx7="http://schemas.microsoft.com/office/drawing/2016/5/13/chartex" xmlns:cx8="http://schemas.microsoft.com/office/drawing/2016/5/14/chartex" xmlns:mc="http://schemas.openxmlformats.org/markup-compatibility/2006" xmlns:m="http://schemas.openxmlformats.org/officeDocument/2006/math" xmlns:aink="http://schemas.microsoft.com/office/drawing/2016/ink" xmlns:am3d="http://schemas.microsoft.com/office/drawing/2017/model3d" xmlns:oel="http://schemas.microsoft.com/office/2019/extlst" xmlns:r="http://schemas.openxmlformats.org/officeDocument/2006/relationships" xmlns:wp14="http://schemas.microsoft.com/office/word/2010/wordprocessingDrawing" xmlns:wp="http://schemas.openxmlformats.org/drawingml/2006/wordprocessingDrawing" xmlns:wpg="http://schemas.microsoft.com/office/word/2010/wordprocessingGroup" xmlns:wpi="http://schemas.microsoft.com/office/word/2010/wordprocessingInk" xmlns:wps="http://schemas.microsoft.com/office/word/2010/wordprocessingShape" xmlns:o="urn:schemas-microsoft-com:office:office" xmlns:v="urn:schemas-microsoft-com:vml" xmlns:w10="urn:schemas-microsoft-com:office:word" xmlns:w="http://schemas.openxmlformats.org/wordprocessingml/2006/main" xmlns:w14="http://schemas.microsoft.com/office/word/2010/wordml" xmlns:w15="http://schemas.microsoft.com/office/word/2012/wordml" xmlns:w16cex="http://schemas.microsoft.com/office/word/2018/wordml/cex" xmlns:w16cid="http://schemas.microsoft.com/office/word/2016/wordml/cid" xmlns:w16="http://schemas.microsoft.com/office/word/2018/wordml" xmlns:w16sdtdh="http://schemas.microsoft.com/office/word/2020/wordml/sdtdatahash" xmlns:w16sdtfl="http://schemas.microsoft.com/office/word/2024/wordml/sdtformatlock" xmlns:w16se="http://schemas.microsoft.com/office/word/2015/wordml/symex" xmlns:w16du="http://schemas.microsoft.com/office/word/2023/wordml/word16du" xmlns:wne="http://schemas.microsoft.com/office/word/2006/wordml" mc:Ignorable="w14 w15 w16se w16cid w16 w16cex w16sdtdh w16sdtfl w16du wp14">
   <w16cid:commentId w16cid:paraId="3FD429F0" w16cid:durableId="63E79D56"/>
   <w16cid:commentId w16cid:paraId="29833090" w16cid:durableId="1E3B593F"/>
   <w16cid:commentId w16cid:paraId="4FD6AB95" w16cid:durableId="742888CD"/>
@@ -12420,7 +13689,7 @@
 </file>
 
 <file path=word/numbering.xml><?xml version="1.0" encoding="utf-8"?>
-<w:numbering xmlns:wpc="http://schemas.microsoft.com/office/word/2010/wordprocessingCanvas" xmlns:cx="http://schemas.microsoft.com/office/drawing/2014/chartex" xmlns:cx1="http://schemas.microsoft.com/office/drawing/2015/9/8/chartex" xmlns:cx2="http://schemas.microsoft.com/office/drawing/2015/10/21/chartex" xmlns:cx3="http://schemas.microsoft.com/office/drawing/2016/5/9/chartex" xmlns:cx4="http://schemas.microsoft.com/office/drawing/2016/5/10/chartex" xmlns:cx5="http://schemas.microsoft.com/office/drawing/2016/5/11/chartex" xmlns:cx6="http://schemas.microsoft.com/office/drawing/2016/5/12/chartex" xmlns:cx7="http://schemas.microsoft.com/office/drawing/2016/5/13/chartex" xmlns:cx8="http://schemas.microsoft.com/office/drawing/2016/5/14/chartex" xmlns:mc="http://schemas.openxmlformats.org/markup-compatibility/2006" xmlns:aink="http://schemas.microsoft.com/office/drawing/2016/ink" xmlns:am3d="http://schemas.microsoft.com/office/drawing/2017/model3d" xmlns:o="urn:schemas-microsoft-com:office:office" xmlns:oel="http://schemas.microsoft.com/office/2019/extlst" xmlns:r="http://schemas.openxmlformats.org/officeDocument/2006/relationships" xmlns:m="http://schemas.openxmlformats.org/officeDocument/2006/math" xmlns:v="urn:schemas-microsoft-com:vml" xmlns:wp14="http://schemas.microsoft.com/office/word/2010/wordprocessingDrawing" xmlns:wp="http://schemas.openxmlformats.org/drawingml/2006/wordprocessingDrawing" xmlns:w10="urn:schemas-microsoft-com:office:word" xmlns:w="http://schemas.openxmlformats.org/wordprocessingml/2006/main" xmlns:w14="http://schemas.microsoft.com/office/word/2010/wordml" xmlns:w15="http://schemas.microsoft.com/office/word/2012/wordml" xmlns:w16cei="http://schemas.microsoft.com/office/word/2026/wordml/cei" xmlns:w16cex="http://schemas.microsoft.com/office/word/2018/wordml/cex" xmlns:w16cid="http://schemas.microsoft.com/office/word/2016/wordml/cid" xmlns:w16="http://schemas.microsoft.com/office/word/2018/wordml" xmlns:w16du="http://schemas.microsoft.com/office/word/2023/wordml/word16du" xmlns:w16sdtdh="http://schemas.microsoft.com/office/word/2020/wordml/sdtdatahash" xmlns:w16sdtfl="http://schemas.microsoft.com/office/word/2024/wordml/sdtformatlock" xmlns:w16se="http://schemas.microsoft.com/office/word/2015/wordml/symex" xmlns:wpg="http://schemas.microsoft.com/office/word/2010/wordprocessingGroup" xmlns:wpi="http://schemas.microsoft.com/office/word/2010/wordprocessingInk" xmlns:wne="http://schemas.microsoft.com/office/word/2006/wordml" xmlns:wps="http://schemas.microsoft.com/office/word/2010/wordprocessingShape" mc:Ignorable="w14 w15 w16se w16cid w16 w16cex w16sdtdh w16sdtfl w16du wp14">
+<w:numbering xmlns:wpc="http://schemas.microsoft.com/office/word/2010/wordprocessingCanvas" xmlns:cx="http://schemas.microsoft.com/office/drawing/2014/chartex" xmlns:cx1="http://schemas.microsoft.com/office/drawing/2015/9/8/chartex" xmlns:cx2="http://schemas.microsoft.com/office/drawing/2015/10/21/chartex" xmlns:cx3="http://schemas.microsoft.com/office/drawing/2016/5/9/chartex" xmlns:cx4="http://schemas.microsoft.com/office/drawing/2016/5/10/chartex" xmlns:cx5="http://schemas.microsoft.com/office/drawing/2016/5/11/chartex" xmlns:cx6="http://schemas.microsoft.com/office/drawing/2016/5/12/chartex" xmlns:cx7="http://schemas.microsoft.com/office/drawing/2016/5/13/chartex" xmlns:cx8="http://schemas.microsoft.com/office/drawing/2016/5/14/chartex" xmlns:mc="http://schemas.openxmlformats.org/markup-compatibility/2006" xmlns:m="http://schemas.openxmlformats.org/officeDocument/2006/math" xmlns:aink="http://schemas.microsoft.com/office/drawing/2016/ink" xmlns:am3d="http://schemas.microsoft.com/office/drawing/2017/model3d" xmlns:oel="http://schemas.microsoft.com/office/2019/extlst" xmlns:r="http://schemas.openxmlformats.org/officeDocument/2006/relationships" xmlns:wp14="http://schemas.microsoft.com/office/word/2010/wordprocessingDrawing" xmlns:wp="http://schemas.openxmlformats.org/drawingml/2006/wordprocessingDrawing" xmlns:wpg="http://schemas.microsoft.com/office/word/2010/wordprocessingGroup" xmlns:wpi="http://schemas.microsoft.com/office/word/2010/wordprocessingInk" xmlns:wps="http://schemas.microsoft.com/office/word/2010/wordprocessingShape" xmlns:o="urn:schemas-microsoft-com:office:office" xmlns:v="urn:schemas-microsoft-com:vml" xmlns:w10="urn:schemas-microsoft-com:office:word" xmlns:w="http://schemas.openxmlformats.org/wordprocessingml/2006/main" xmlns:w14="http://schemas.microsoft.com/office/word/2010/wordml" xmlns:w15="http://schemas.microsoft.com/office/word/2012/wordml" xmlns:w16cex="http://schemas.microsoft.com/office/word/2018/wordml/cex" xmlns:w16cid="http://schemas.microsoft.com/office/word/2016/wordml/cid" xmlns:w16="http://schemas.microsoft.com/office/word/2018/wordml" xmlns:w16sdtdh="http://schemas.microsoft.com/office/word/2020/wordml/sdtdatahash" xmlns:w16sdtfl="http://schemas.microsoft.com/office/word/2024/wordml/sdtformatlock" xmlns:w16se="http://schemas.microsoft.com/office/word/2015/wordml/symex" xmlns:w16du="http://schemas.microsoft.com/office/word/2023/wordml/word16du" xmlns:wne="http://schemas.microsoft.com/office/word/2006/wordml" mc:Ignorable="w14 w15 w16se w16cid w16 w16cex w16sdtdh w16sdtfl w16du wp14">
   <w:abstractNum w:abstractNumId="0" w15:restartNumberingAfterBreak="0">
     <w:nsid w:val="009511E6"/>
     <w:multiLevelType w:val="multilevel"/>
@@ -16665,7 +17934,7 @@
 </file>
 
 <file path=word/people.xml><?xml version="1.0" encoding="utf-8"?>
-<w15:people xmlns:wpc="http://schemas.microsoft.com/office/word/2010/wordprocessingCanvas" xmlns:cx="http://schemas.microsoft.com/office/drawing/2014/chartex" xmlns:cx1="http://schemas.microsoft.com/office/drawing/2015/9/8/chartex" xmlns:cx2="http://schemas.microsoft.com/office/drawing/2015/10/21/chartex" xmlns:cx3="http://schemas.microsoft.com/office/drawing/2016/5/9/chartex" xmlns:cx4="http://schemas.microsoft.com/office/drawing/2016/5/10/chartex" xmlns:cx5="http://schemas.microsoft.com/office/drawing/2016/5/11/chartex" xmlns:cx6="http://schemas.microsoft.com/office/drawing/2016/5/12/chartex" xmlns:cx7="http://schemas.microsoft.com/office/drawing/2016/5/13/chartex" xmlns:cx8="http://schemas.microsoft.com/office/drawing/2016/5/14/chartex" xmlns:mc="http://schemas.openxmlformats.org/markup-compatibility/2006" xmlns:aink="http://schemas.microsoft.com/office/drawing/2016/ink" xmlns:am3d="http://schemas.microsoft.com/office/drawing/2017/model3d" xmlns:o="urn:schemas-microsoft-com:office:office" xmlns:oel="http://schemas.microsoft.com/office/2019/extlst" xmlns:r="http://schemas.openxmlformats.org/officeDocument/2006/relationships" xmlns:m="http://schemas.openxmlformats.org/officeDocument/2006/math" xmlns:v="urn:schemas-microsoft-com:vml" xmlns:wp14="http://schemas.microsoft.com/office/word/2010/wordprocessingDrawing" xmlns:wp="http://schemas.openxmlformats.org/drawingml/2006/wordprocessingDrawing" xmlns:w10="urn:schemas-microsoft-com:office:word" xmlns:w="http://schemas.openxmlformats.org/wordprocessingml/2006/main" xmlns:w14="http://schemas.microsoft.com/office/word/2010/wordml" xmlns:w15="http://schemas.microsoft.com/office/word/2012/wordml" xmlns:w16cei="http://schemas.microsoft.com/office/word/2026/wordml/cei" xmlns:w16cex="http://schemas.microsoft.com/office/word/2018/wordml/cex" xmlns:w16cid="http://schemas.microsoft.com/office/word/2016/wordml/cid" xmlns:w16="http://schemas.microsoft.com/office/word/2018/wordml" xmlns:w16du="http://schemas.microsoft.com/office/word/2023/wordml/word16du" xmlns:w16sdtdh="http://schemas.microsoft.com/office/word/2020/wordml/sdtdatahash" xmlns:w16sdtfl="http://schemas.microsoft.com/office/word/2024/wordml/sdtformatlock" xmlns:w16se="http://schemas.microsoft.com/office/word/2015/wordml/symex" xmlns:wpg="http://schemas.microsoft.com/office/word/2010/wordprocessingGroup" xmlns:wpi="http://schemas.microsoft.com/office/word/2010/wordprocessingInk" xmlns:wne="http://schemas.microsoft.com/office/word/2006/wordml" xmlns:wps="http://schemas.microsoft.com/office/word/2010/wordprocessingShape" mc:Ignorable="w14 w15 w16se w16cid w16 w16cex w16sdtdh w16sdtfl w16du wp14">
+<w15:people xmlns:wpc="http://schemas.microsoft.com/office/word/2010/wordprocessingCanvas" xmlns:cx="http://schemas.microsoft.com/office/drawing/2014/chartex" xmlns:cx1="http://schemas.microsoft.com/office/drawing/2015/9/8/chartex" xmlns:cx2="http://schemas.microsoft.com/office/drawing/2015/10/21/chartex" xmlns:cx3="http://schemas.microsoft.com/office/drawing/2016/5/9/chartex" xmlns:cx4="http://schemas.microsoft.com/office/drawing/2016/5/10/chartex" xmlns:cx5="http://schemas.microsoft.com/office/drawing/2016/5/11/chartex" xmlns:cx6="http://schemas.microsoft.com/office/drawing/2016/5/12/chartex" xmlns:cx7="http://schemas.microsoft.com/office/drawing/2016/5/13/chartex" xmlns:cx8="http://schemas.microsoft.com/office/drawing/2016/5/14/chartex" xmlns:mc="http://schemas.openxmlformats.org/markup-compatibility/2006" xmlns:m="http://schemas.openxmlformats.org/officeDocument/2006/math" xmlns:aink="http://schemas.microsoft.com/office/drawing/2016/ink" xmlns:am3d="http://schemas.microsoft.com/office/drawing/2017/model3d" xmlns:oel="http://schemas.microsoft.com/office/2019/extlst" xmlns:r="http://schemas.openxmlformats.org/officeDocument/2006/relationships" xmlns:wp14="http://schemas.microsoft.com/office/word/2010/wordprocessingDrawing" xmlns:wp="http://schemas.openxmlformats.org/drawingml/2006/wordprocessingDrawing" xmlns:wpg="http://schemas.microsoft.com/office/word/2010/wordprocessingGroup" xmlns:wpi="http://schemas.microsoft.com/office/word/2010/wordprocessingInk" xmlns:wps="http://schemas.microsoft.com/office/word/2010/wordprocessingShape" xmlns:o="urn:schemas-microsoft-com:office:office" xmlns:v="urn:schemas-microsoft-com:vml" xmlns:w10="urn:schemas-microsoft-com:office:word" xmlns:w="http://schemas.openxmlformats.org/wordprocessingml/2006/main" xmlns:w14="http://schemas.microsoft.com/office/word/2010/wordml" xmlns:w15="http://schemas.microsoft.com/office/word/2012/wordml" xmlns:w16cex="http://schemas.microsoft.com/office/word/2018/wordml/cex" xmlns:w16cid="http://schemas.microsoft.com/office/word/2016/wordml/cid" xmlns:w16="http://schemas.microsoft.com/office/word/2018/wordml" xmlns:w16sdtdh="http://schemas.microsoft.com/office/word/2020/wordml/sdtdatahash" xmlns:w16sdtfl="http://schemas.microsoft.com/office/word/2024/wordml/sdtformatlock" xmlns:w16se="http://schemas.microsoft.com/office/word/2015/wordml/symex" xmlns:w16du="http://schemas.microsoft.com/office/word/2023/wordml/word16du" xmlns:wne="http://schemas.microsoft.com/office/word/2006/wordml" mc:Ignorable="w14 w15 w16se w16cid w16 w16cex w16sdtdh w16sdtfl w16du wp14">
   <w15:person w15:author="Parastu Kasaie">
     <w15:presenceInfo w15:providerId="None" w15:userId="Parastu Kasaie"/>
   </w15:person>
@@ -16673,7 +17942,7 @@
 </file>
 
 <file path=word/styles.xml><?xml version="1.0" encoding="utf-8"?>
-<w:styles xmlns:mc="http://schemas.openxmlformats.org/markup-compatibility/2006" xmlns:r="http://schemas.openxmlformats.org/officeDocument/2006/relationships" xmlns:w="http://schemas.openxmlformats.org/wordprocessingml/2006/main" xmlns:w14="http://schemas.microsoft.com/office/word/2010/wordml" xmlns:w15="http://schemas.microsoft.com/office/word/2012/wordml" xmlns:w16cex="http://schemas.microsoft.com/office/word/2018/wordml/cex" xmlns:w16cid="http://schemas.microsoft.com/office/word/2016/wordml/cid" xmlns:w16="http://schemas.microsoft.com/office/word/2018/wordml" xmlns:w16du="http://schemas.microsoft.com/office/word/2023/wordml/word16du" xmlns:w16sdtdh="http://schemas.microsoft.com/office/word/2020/wordml/sdtdatahash" xmlns:w16sdtfl="http://schemas.microsoft.com/office/word/2024/wordml/sdtformatlock" xmlns:w16se="http://schemas.microsoft.com/office/word/2015/wordml/symex" mc:Ignorable="w14 w15 w16se w16cid w16 w16cex w16sdtdh w16sdtfl w16du">
+<w:styles xmlns:mc="http://schemas.openxmlformats.org/markup-compatibility/2006" xmlns:r="http://schemas.openxmlformats.org/officeDocument/2006/relationships" xmlns:w="http://schemas.openxmlformats.org/wordprocessingml/2006/main" xmlns:w14="http://schemas.microsoft.com/office/word/2010/wordml" xmlns:w15="http://schemas.microsoft.com/office/word/2012/wordml" xmlns:w16cex="http://schemas.microsoft.com/office/word/2018/wordml/cex" xmlns:w16cid="http://schemas.microsoft.com/office/word/2016/wordml/cid" xmlns:w16="http://schemas.microsoft.com/office/word/2018/wordml" xmlns:w16sdtdh="http://schemas.microsoft.com/office/word/2020/wordml/sdtdatahash" xmlns:w16sdtfl="http://schemas.microsoft.com/office/word/2024/wordml/sdtformatlock" xmlns:w16se="http://schemas.microsoft.com/office/word/2015/wordml/symex" xmlns:w16du="http://schemas.microsoft.com/office/word/2023/wordml/word16du" mc:Ignorable="w14 w15 w16se w16cid w16 w16cex w16sdtdh w16sdtfl w16du">
   <w:docDefaults>
     <w:rPrDefault>
       <w:rPr>

--- a/applications/SHIELD/Documentation/Supplement/shield_supplement.docx
+++ b/applications/SHIELD/Documentation/Supplement/shield_supplement.docx
@@ -4641,6 +4641,7 @@
           </w:tcPr>
           <w:p>
             <w:r>
+              <w:lastRenderedPageBreak/>
               <w:t>Proportion of male primary &amp; secondary syphilis diagnoses that are among MSM</w:t>
             </w:r>
           </w:p>
@@ -11957,7 +11958,6 @@
           <m:r>
             <w:rPr>
               <w:rFonts w:ascii="Cambria Math" w:hAnsi="Cambria Math"/>
-              <w:i/>
               <w:sz w:val="24"/>
             </w:rPr>
             <w:br/>
@@ -12334,7 +12334,6 @@
           <m:r>
             <w:rPr>
               <w:rFonts w:ascii="Cambria Math" w:hAnsi="Cambria Math"/>
-              <w:i/>
               <w:sz w:val="24"/>
             </w:rPr>
             <w:br/>
@@ -12465,7 +12464,6 @@
           <m:r>
             <w:rPr>
               <w:rFonts w:ascii="Cambria Math" w:hAnsi="Cambria Math"/>
-              <w:i/>
               <w:sz w:val="24"/>
             </w:rPr>
             <w:br/>
@@ -12721,7 +12719,6 @@
           <m:r>
             <w:rPr>
               <w:rFonts w:ascii="Cambria Math" w:hAnsi="Cambria Math"/>
-              <w:i/>
               <w:sz w:val="24"/>
             </w:rPr>
             <w:br/>
@@ -12879,7 +12876,6 @@
           <m:r>
             <w:rPr>
               <w:rFonts w:ascii="Cambria Math" w:hAnsi="Cambria Math"/>
-              <w:i/>
               <w:sz w:val="24"/>
             </w:rPr>
             <w:br/>
@@ -12980,6 +12976,208 @@
       </w:r>
     </w:p>
     <w:p/>
+    <w:p/>
+    <w:p>
+      <w:pPr>
+        <w:pStyle w:val="Heading2"/>
+        <w:numPr>
+          <w:ilvl w:val="1"/>
+          <w:numId w:val="14"/>
+        </w:numPr>
+        <w:ind w:left="432" w:hanging="432"/>
+      </w:pPr>
+      <w:r>
+        <w:t>Correlates of Variation in Doxy-PEP Spillover</w:t>
+      </w:r>
+    </w:p>
+    <w:p>
+      <w:r>
+        <w:t xml:space="preserve">The projected </w:t>
+      </w:r>
+      <w:r>
+        <w:t>Doxy-PEP impact at the total-population lev</w:t>
+      </w:r>
+      <w:r>
+        <w:t xml:space="preserve">el in SHIELD </w:t>
+      </w:r>
+      <w:r>
+        <w:t>reflects reductions in incidence among MSM, females, and heterosexual males. Whereas the impact among MSM represents the direct effect of Doxy-PEP through reduced susceptibility among users and subsequent reductions in transmission, the impact among females and heterosexual males is primarily a population-level spillover effect arising from reduced transmission from MSM to their sexual partners. To characterize the extent to which reductions among females tracked those observed among MSM, we defined a </w:t>
+      </w:r>
+      <w:r>
+        <w:rPr>
+          <w:b/>
+          <w:bCs/>
+        </w:rPr>
+        <w:t>spillover coefficient</w:t>
+      </w:r>
+      <w:r>
+        <w:t xml:space="preserve"> as the ratio of the projected reduction in incident infections among females to the corresponding projected reduction among MSM by 2030, comparing scenarios with and without Doxy-PEP. </w:t>
+      </w:r>
+      <w:r>
+        <w:t>A spillover v</w:t>
+      </w:r>
+      <w:r>
+        <w:t>alue of 0 indicate</w:t>
+      </w:r>
+      <w:r>
+        <w:t>s</w:t>
+      </w:r>
+      <w:r>
+        <w:t xml:space="preserve"> no reduction among females, value of 1 indicate</w:t>
+      </w:r>
+      <w:r>
+        <w:t>s</w:t>
+      </w:r>
+      <w:r>
+        <w:t xml:space="preserve"> reductions of similar magnitude among females and MSM, and </w:t>
+      </w:r>
+      <w:r>
+        <w:t xml:space="preserve">a </w:t>
+      </w:r>
+      <w:r>
+        <w:t>value &gt;1 indicate</w:t>
+      </w:r>
+      <w:r>
+        <w:t xml:space="preserve">s </w:t>
+      </w:r>
+      <w:r>
+        <w:t>greater reductions among females than among MSM.</w:t>
+      </w:r>
+    </w:p>
+    <w:p>
+      <w:r>
+        <w:t>We then explored associations between the spillover coefficient and baseline MSA-level characteristics that could plausibly be related to the magnitude of spillover, including the proportion of incident infections occurring among MSM, MSM incidence rate, female incidence rate, the MSM-to-female incidence rate ratio, the proportion of the male population identifying as MSM, and the rate of syphilis detection (diagnoses per incident infection), all measured in 2022.</w:t>
+      </w:r>
+    </w:p>
+    <w:p>
+      <w:r>
+        <w:t xml:space="preserve">Changes in the underlying epidemic trajectory in the absence of intervention could also be associated with the projected magnitude of spillover. To capture differences in epidemic trajectories across MSAs, we defined a </w:t>
+      </w:r>
+      <w:r>
+        <w:rPr>
+          <w:b/>
+          <w:bCs/>
+        </w:rPr>
+        <w:t>divergence factor</w:t>
+      </w:r>
+      <w:r>
+        <w:t xml:space="preserve"> as the natural logarithm of the ratio of heterosexual to MSM incidence growth between 2022 and 2030. Incidence growth was measured as the fold change in incidence between 2022 and 2030 for each population. A divergence factor of zero indicates proportional changes in incidence of the same magnitude in the two populations; positive values indicate relatively greater growth</w:t>
+      </w:r>
+      <w:r>
+        <w:t xml:space="preserve"> or</w:t>
+      </w:r>
+      <w:r>
+        <w:t xml:space="preserve"> smaller declines in heterosexual incidence than in MSM incidence, whereas negative values indicate the opposite pattern.</w:t>
+      </w:r>
+    </w:p>
+    <w:p>
+      <w:pPr>
+        <w:pStyle w:val="Heading2"/>
+        <w:numPr>
+          <w:ilvl w:val="1"/>
+          <w:numId w:val="14"/>
+        </w:numPr>
+        <w:ind w:left="432" w:hanging="432"/>
+      </w:pPr>
+      <w:r>
+        <w:t>Antibiotic cost per infection averted</w:t>
+      </w:r>
+    </w:p>
+    <w:p>
+      <w:r>
+        <w:t>To quantify the antibiotic exposure required to prevent syphilis infections, we report the number of Doxy-PEP person-years delivered per incident infection averted. Because Doxy-PEP is provided only to MSM, this measure uses drug exposure among MSM to quantify infections averted across the population, including infections among MSM and women. We report two measures: a cumulative measure, which captures total Doxy-PEP delivered and infections averted from 2022–2030, and a marginal measure, which compares each coverage level with the next lower level to show the additional infections averted per additional person-year of Doxy-PEP.</w:t>
+      </w:r>
+    </w:p>
+    <w:p>
+      <w:r>
+        <w:rPr>
+          <w:b/>
+          <w:bCs/>
+        </w:rPr>
+        <w:t xml:space="preserve">Outcomes: </w:t>
+      </w:r>
+      <w:r>
+        <w:t>The primary outcomes of interest were syphilis incidence, expressed as annual incident case counts and incidence rates per 100,000 persons, and cumulative incidence from 2022 through 2030. Relative reductions against prespecified targets were evaluated using incident case counts. This conservative approach accounts for projected population growth over the study period, such that achieving a 50% reduction in incident case counts represents a more stringent criterion than achieving a 50% reduction in incidence rates. We also report absolute reductions in annual incidence rates per 100,000 persons and the cumulative number of incident infections over 2022–2030. Impact was additionally expressed as Doxy-PEP person-years delivered per incident infection averted, both cumulatively from 2022 through 2030 and marginally between adjacent coverage levels</w:t>
+      </w:r>
+      <w:r>
+        <w:t>.</w:t>
+      </w:r>
+    </w:p>
+    <w:p>
+      <w:r>
+        <w:lastRenderedPageBreak/>
+        <w:t xml:space="preserve">Secondary outcomes included total syphilis diagnoses, P&amp;S syphilis diagnoses, and the syphilis detection rate, defined as the ratio of P&amp;S syphilis diagnoses to incident syphilis infections in the same year. </w:t>
+      </w:r>
+    </w:p>
+    <w:p>
+      <w:r>
+        <w:t>All outcomes were projected through 2030 under each modeled Doxy-PEP intervention scenario and the corresponding no-intervention scenario, without Doxy-PEP, for each MSA. Results are reported as medians with 95% uncertainty intervals</w:t>
+      </w:r>
+      <w:r>
+        <w:t xml:space="preserve">, </w:t>
+      </w:r>
+      <w:r>
+        <w:t xml:space="preserve">defined by the 2.5th and 97.5th percentiles across </w:t>
+      </w:r>
+      <w:r>
+        <w:t>400</w:t>
+      </w:r>
+      <w:r>
+        <w:t xml:space="preserve"> </w:t>
+      </w:r>
+      <w:r>
+        <w:t>posterior</w:t>
+      </w:r>
+      <w:r>
+        <w:t xml:space="preserve"> simulations.</w:t>
+      </w:r>
+    </w:p>
+    <w:p/>
+    <w:p/>
+    <w:p>
+      <w:r>
+        <w:rPr>
+          <w:b/>
+          <w:bCs/>
+        </w:rPr>
+        <w:t>Discussion point: we focus key questin as a policy question to understand the potential for Doxy Pap to bend the sickness care of this is how policies made</w:t>
+      </w:r>
+      <w:r>
+        <w:rPr>
+          <w:b/>
+          <w:bCs/>
+        </w:rPr>
+        <w:t xml:space="preserve"> </w:t>
+      </w:r>
+      <w:r>
+        <w:t>Because incidence rose steeply in the absence of intervention, a given level of Doxy</w:t>
+      </w:r>
+      <w:r>
+        <w:t>-</w:t>
+      </w:r>
+      <w:r>
+        <w:t xml:space="preserve">PEP </w:t>
+      </w:r>
+      <w:r>
+        <w:t>can prevent</w:t>
+      </w:r>
+      <w:r>
+        <w:t xml:space="preserve"> a large fraction of projected infections while still leaving incidence at or above its 2022 level</w:t>
+      </w:r>
+      <w:r>
+        <w:t>.</w:t>
+      </w:r>
+      <w:r>
+        <w:t xml:space="preserve"> </w:t>
+      </w:r>
+      <w:r>
+        <w:t>T</w:t>
+      </w:r>
+      <w:r>
+        <w:t>he two framings answer different questions, and the gap between them widens with the growth rate of the underlying epidemic</w:t>
+      </w:r>
+    </w:p>
+    <w:p/>
     <w:p>
       <w:pPr>
         <w:spacing w:before="0" w:after="0"/>
@@ -13049,7 +13247,6 @@
         <w:spacing w:before="0" w:after="0"/>
       </w:pPr>
       <w:r>
-        <w:lastRenderedPageBreak/>
         <w:br w:type="page"/>
       </w:r>
     </w:p>
